--- a/UrbanPulse_서비스정의서.docx
+++ b/UrbanPulse_서비스정의서.docx
@@ -22037,6 +22037,18 @@
       </w:pPr>
       <w:r>
         <w:t xml:space="preserve">정답(실시간 기록)은 2026-05-11부터만 있어서 1년 단위 검증을 할 수 없습니다.</w:t>
+      </w:r>
+    </w:p>
+    <w:p>
+      <w:pPr>
+        <w:pStyle w:val="Compact"/>
+        <w:numPr>
+          <w:ilvl w:val="0"/>
+          <w:numId w:val="1099"/>
+        </w:numPr>
+      </w:pPr>
+      <w:r>
+        <w:t xml:space="preserve">분석 코드가 30분 단위 관측 시각을 가까운 짝수 시로 반올림했습니다(10:30 → 10시, 11:30 → 12시). 그래서 홀수 시가 비어 있었고, 백테스트는 그 빈칸을 앞뒤 값으로 메워 썼습니다. 부록의 수치는 모두 이 격자 기준입니다. 운영 엔진은 시각 구간 평균(내림)으로 바로잡고, 같은 평가를 새 격자로 다시 돌려 결과를 비교합니다(SOW-M2 B-3).</w:t>
       </w:r>
     </w:p>
     <w:p>

--- a/UrbanPulse_서비스정의서.docx
+++ b/UrbanPulse_서비스정의서.docx
@@ -2,13 +2,13 @@
 <file path=word/document.xml><?xml version="1.0" encoding="utf-8"?>
 <w:document xmlns:w="http://schemas.openxmlformats.org/wordprocessingml/2006/main" xmlns:m="http://schemas.openxmlformats.org/officeDocument/2006/math" xmlns:r="http://schemas.openxmlformats.org/officeDocument/2006/relationships" xmlns:o="urn:schemas-microsoft-com:office:office" xmlns:v="urn:schemas-microsoft-com:vml" xmlns:w10="urn:schemas-microsoft-com:office:word" xmlns:a="http://schemas.openxmlformats.org/drawingml/2006/main" xmlns:pic="http://schemas.openxmlformats.org/drawingml/2006/picture" xmlns:wp="http://schemas.openxmlformats.org/drawingml/2006/wordprocessingDrawing">
   <w:body>
-    <w:bookmarkStart w:id="79" w:name="X9f56ddb53258ab2b2cc7c7f034a67f57c6ad5d1"/>
+    <w:bookmarkStart w:id="82" w:name="X117f47e197db64fa8d016d33315dd66ab7948be"/>
     <w:p>
       <w:pPr>
         <w:pStyle w:val="Heading1"/>
       </w:pPr>
       <w:r>
-        <w:t xml:space="preserve">UrbanPulse 서비스 정의서 v7.1 — 같은 핫플, 한 시간 비켜 가기 (2026-10-01)</w:t>
+        <w:t xml:space="preserve">UrbanPulse 서비스 정의서 v7.2 — 같은 핫플, 한 시간 비켜 가기 (2026-10-01)</w:t>
       </w:r>
     </w:p>
     <w:p>
@@ -29,6 +29,30 @@
       </w:r>
       <w:r>
         <w:t xml:space="preserve">에 있습니다.</w:t>
+      </w:r>
+      <w:r>
+        <w:t xml:space="preserve"> </w:t>
+      </w:r>
+      <w:r>
+        <w:t xml:space="preserve">v7.2: 구현하면서 다시 검증한 결과 반영(10.18, 부록 실험 15·16). A1 구경·산책의</w:t>
+      </w:r>
+      <w:r>
+        <w:t xml:space="preserve"> </w:t>
+      </w:r>
+      <w:r>
+        <w:t xml:space="preserve">“한적하게”</w:t>
+      </w:r>
+      <w:r>
+        <w:t xml:space="preserve">를 끔으로, 홈</w:t>
+      </w:r>
+      <w:r>
+        <w:t xml:space="preserve"> </w:t>
+      </w:r>
+      <w:r>
+        <w:t xml:space="preserve">“지금 열려 있고 한산한 곳”</w:t>
+      </w:r>
+      <w:r>
+        <w:t xml:space="preserve">은 실측 결제로 선택, 운영 격자 기준 연휴 예측 수치, 연구 공휴일 목록의 누락 2일.</w:t>
       </w:r>
       <w:r>
         <w:t xml:space="preserve"> </w:t>
@@ -3112,7 +3136,7 @@
           <w:b/>
           <w:bCs/>
         </w:rPr>
-        <w:t xml:space="preserve">(맛집·쇼핑은 끔, 구경은 참고용):</w:t>
+        <w:t xml:space="preserve">(A1은 세 목적 모두 끔, 10.18):</w:t>
       </w:r>
       <w:r>
         <w:t xml:space="preserve"> </w:t>
@@ -4815,58 +4839,18 @@
               <w:pStyle w:val="Compact"/>
             </w:pPr>
             <w:r>
-              <w:t xml:space="preserve">참고용</w:t>
-            </w:r>
-          </w:p>
-        </w:tc>
-        <w:tc>
-          <w:tcPr/>
-          <w:p>
-            <w:pPr>
-              <w:pStyle w:val="Compact"/>
-            </w:pPr>
-            <w:r>
-              <w:t xml:space="preserve">켬</w:t>
-            </w:r>
-          </w:p>
-        </w:tc>
-        <w:tc>
-          <w:tcPr/>
-          <w:p>
-            <w:pPr>
-              <w:pStyle w:val="Compact"/>
-            </w:pPr>
-            <w:r>
-              <w:t xml:space="preserve">켬</w:t>
-            </w:r>
-          </w:p>
-        </w:tc>
-      </w:tr>
-      <w:tr>
-        <w:tc>
-          <w:tcPr/>
-          <w:p>
-            <w:pPr>
-              <w:pStyle w:val="Compact"/>
-            </w:pPr>
-            <w:r>
-              <w:t xml:space="preserve">A1 맛집</w:t>
-            </w:r>
-          </w:p>
-        </w:tc>
-        <w:tc>
-          <w:tcPr/>
-          <w:p>
-            <w:pPr>
-              <w:pStyle w:val="Compact"/>
-            </w:pPr>
-            <w:r>
               <w:rPr>
                 <w:b/>
                 <w:bCs/>
               </w:rPr>
               <w:t xml:space="preserve">끔</w:t>
             </w:r>
+            <w:r>
+              <w:t xml:space="preserve"> </w:t>
+            </w:r>
+            <w:r>
+              <w:t xml:space="preserve">(실험 15)</w:t>
+            </w:r>
           </w:p>
         </w:tc>
         <w:tc>
@@ -4900,7 +4884,7 @@
               <w:pStyle w:val="Compact"/>
             </w:pPr>
             <w:r>
-              <w:t xml:space="preserve">A1 쇼핑</w:t>
+              <w:t xml:space="preserve">A1 맛집</w:t>
             </w:r>
           </w:p>
         </w:tc>
@@ -4926,7 +4910,7 @@
               <w:pStyle w:val="Compact"/>
             </w:pPr>
             <w:r>
-              <w:t xml:space="preserve">참고용</w:t>
+              <w:t xml:space="preserve">켬</w:t>
             </w:r>
           </w:p>
         </w:tc>
@@ -4950,7 +4934,7 @@
               <w:pStyle w:val="Compact"/>
             </w:pPr>
             <w:r>
-              <w:t xml:space="preserve">A1 외국인 많은 장소(11곳) 구경</w:t>
+              <w:t xml:space="preserve">A1 쇼핑</w:t>
             </w:r>
           </w:p>
         </w:tc>
@@ -4987,7 +4971,7 @@
               <w:pStyle w:val="Compact"/>
             </w:pPr>
             <w:r>
-              <w:t xml:space="preserve">참고용</w:t>
+              <w:t xml:space="preserve">켬</w:t>
             </w:r>
           </w:p>
         </w:tc>
@@ -5000,7 +4984,7 @@
               <w:pStyle w:val="Compact"/>
             </w:pPr>
             <w:r>
-              <w:t xml:space="preserve">A1 외국인 많은 장소 맛집</w:t>
+              <w:t xml:space="preserve">A1 외국인 많은 장소(11곳) 구경</w:t>
             </w:r>
           </w:p>
         </w:tc>
@@ -5050,7 +5034,7 @@
               <w:pStyle w:val="Compact"/>
             </w:pPr>
             <w:r>
-              <w:t xml:space="preserve">A1 외국인 많은 장소 쇼핑</w:t>
+              <w:t xml:space="preserve">A1 외국인 많은 장소 맛집</w:t>
             </w:r>
           </w:p>
         </w:tc>
@@ -5076,6 +5060,41 @@
               <w:pStyle w:val="Compact"/>
             </w:pPr>
             <w:r>
+              <w:t xml:space="preserve">참고용</w:t>
+            </w:r>
+          </w:p>
+        </w:tc>
+        <w:tc>
+          <w:tcPr/>
+          <w:p>
+            <w:pPr>
+              <w:pStyle w:val="Compact"/>
+            </w:pPr>
+            <w:r>
+              <w:t xml:space="preserve">참고용</w:t>
+            </w:r>
+          </w:p>
+        </w:tc>
+      </w:tr>
+      <w:tr>
+        <w:tc>
+          <w:tcPr/>
+          <w:p>
+            <w:pPr>
+              <w:pStyle w:val="Compact"/>
+            </w:pPr>
+            <w:r>
+              <w:t xml:space="preserve">A1 외국인 많은 장소 쇼핑</w:t>
+            </w:r>
+          </w:p>
+        </w:tc>
+        <w:tc>
+          <w:tcPr/>
+          <w:p>
+            <w:pPr>
+              <w:pStyle w:val="Compact"/>
+            </w:pPr>
+            <w:r>
               <w:rPr>
                 <w:b/>
                 <w:bCs/>
@@ -5091,30 +5110,6 @@
               <w:pStyle w:val="Compact"/>
             </w:pPr>
             <w:r>
-              <w:t xml:space="preserve">참고용</w:t>
-            </w:r>
-          </w:p>
-        </w:tc>
-      </w:tr>
-      <w:tr>
-        <w:tc>
-          <w:tcPr/>
-          <w:p>
-            <w:pPr>
-              <w:pStyle w:val="Compact"/>
-            </w:pPr>
-            <w:r>
-              <w:t xml:space="preserve">A1 명절 (모든 목적)</w:t>
-            </w:r>
-          </w:p>
-        </w:tc>
-        <w:tc>
-          <w:tcPr/>
-          <w:p>
-            <w:pPr>
-              <w:pStyle w:val="Compact"/>
-            </w:pPr>
-            <w:r>
               <w:rPr>
                 <w:b/>
                 <w:bCs/>
@@ -5130,6 +5125,30 @@
               <w:pStyle w:val="Compact"/>
             </w:pPr>
             <w:r>
+              <w:t xml:space="preserve">참고용</w:t>
+            </w:r>
+          </w:p>
+        </w:tc>
+      </w:tr>
+      <w:tr>
+        <w:tc>
+          <w:tcPr/>
+          <w:p>
+            <w:pPr>
+              <w:pStyle w:val="Compact"/>
+            </w:pPr>
+            <w:r>
+              <w:t xml:space="preserve">A1 명절 (모든 목적)</w:t>
+            </w:r>
+          </w:p>
+        </w:tc>
+        <w:tc>
+          <w:tcPr/>
+          <w:p>
+            <w:pPr>
+              <w:pStyle w:val="Compact"/>
+            </w:pPr>
+            <w:r>
               <w:rPr>
                 <w:b/>
                 <w:bCs/>
@@ -5153,6 +5172,21 @@
             </w:r>
           </w:p>
         </w:tc>
+        <w:tc>
+          <w:tcPr/>
+          <w:p>
+            <w:pPr>
+              <w:pStyle w:val="Compact"/>
+            </w:pPr>
+            <w:r>
+              <w:rPr>
+                <w:b/>
+                <w:bCs/>
+              </w:rPr>
+              <w:t xml:space="preserve">끔</w:t>
+            </w:r>
+          </w:p>
+        </w:tc>
       </w:tr>
       <w:tr>
         <w:tc>
@@ -5391,7 +5425,7 @@
         <w:t xml:space="preserve">A1 78곳, A2 24곳</w:t>
       </w:r>
       <w:r>
-        <w:t xml:space="preserve">입니다.</w:t>
+        <w:t xml:space="preserve">입니다. 운영에서는 수집 데이터로 매일 다시 정하며, 2026-10-01 기준 켜진 곳은 A1 78곳, A2 22곳입니다.</w:t>
       </w:r>
     </w:p>
     <w:p>
@@ -5767,7 +5801,7 @@
       </w:r>
     </w:p>
     <w:bookmarkEnd w:id="25"/>
-    <w:bookmarkStart w:id="44" w:name="받은-지적과-대응"/>
+    <w:bookmarkStart w:id="45" w:name="받은-지적과-대응"/>
     <w:p>
       <w:pPr>
         <w:pStyle w:val="Heading2"/>
@@ -10266,15 +10300,315 @@
       </w:r>
     </w:p>
     <w:bookmarkEnd w:id="42"/>
-    <w:bookmarkStart w:id="43" w:name="아직-답하지-못한-질문"/>
+    <w:bookmarkStart w:id="43" w:name="구현하면서-다시-검증한-것-2026-10-01"/>
     <w:p>
       <w:pPr>
         <w:pStyle w:val="Heading3"/>
       </w:pPr>
       <w:r>
-        <w:t xml:space="preserve">아직 답하지 못한 질문</w:t>
-      </w:r>
-    </w:p>
+        <w:t xml:space="preserve">10.18 구현하면서 다시 검증한 것 (2026-10-01)</w:t>
+      </w:r>
+    </w:p>
+    <w:tbl>
+      <w:tblPr>
+        <w:tblStyle w:val="Table"/>
+        <w:tblW w:type="pct" w:w="5000"/>
+        <w:tblLayout w:type="fixed"/>
+        <w:tblLook w:firstRow="1" w:lastRow="0" w:firstColumn="0" w:lastColumn="0" w:noHBand="0" w:noVBand="0" w:val="0020"/>
+      </w:tblPr>
+      <w:tblGrid>
+        <w:gridCol w:w="2640"/>
+        <w:gridCol w:w="2640"/>
+        <w:gridCol w:w="2640"/>
+      </w:tblGrid>
+      <w:tr>
+        <w:trPr>
+          <w:tblHeader w:val="on"/>
+        </w:trPr>
+        <w:tc>
+          <w:tcPr/>
+          <w:p>
+            <w:pPr>
+              <w:pStyle w:val="Compact"/>
+            </w:pPr>
+            <w:r>
+              <w:t xml:space="preserve">확인한 것</w:t>
+            </w:r>
+          </w:p>
+        </w:tc>
+        <w:tc>
+          <w:tcPr/>
+          <w:p>
+            <w:pPr>
+              <w:pStyle w:val="Compact"/>
+            </w:pPr>
+            <w:r>
+              <w:t xml:space="preserve">결과</w:t>
+            </w:r>
+          </w:p>
+        </w:tc>
+        <w:tc>
+          <w:tcPr/>
+          <w:p>
+            <w:pPr>
+              <w:pStyle w:val="Compact"/>
+            </w:pPr>
+            <w:r>
+              <w:t xml:space="preserve">반영</w:t>
+            </w:r>
+          </w:p>
+        </w:tc>
+      </w:tr>
+      <w:tr>
+        <w:tc>
+          <w:tcPr/>
+          <w:p>
+            <w:pPr>
+              <w:pStyle w:val="Compact"/>
+            </w:pPr>
+            <w:r>
+              <w:t xml:space="preserve">추천 창을</w:t>
+            </w:r>
+            <w:r>
+              <w:t xml:space="preserve"> </w:t>
+            </w:r>
+            <w:r>
+              <w:t xml:space="preserve">“가도 괜찮아요”</w:t>
+            </w:r>
+            <w:r>
+              <w:t xml:space="preserve"> </w:t>
+            </w:r>
+            <w:r>
+              <w:t xml:space="preserve">시간에서만 고르는 규칙(화면의 띠와 맞추기 위한 변경)</w:t>
+            </w:r>
+          </w:p>
+        </w:tc>
+        <w:tc>
+          <w:tcPr/>
+          <w:p>
+            <w:pPr>
+              <w:pStyle w:val="Compact"/>
+            </w:pPr>
+            <w:r>
+              <w:t xml:space="preserve">혼잡 약속 95~99%로 상승. A1 구경·한적만 활발 84.4%로 기준 85% 미달, 나머지 11개 조합은 판정 유지(실험 15)</w:t>
+            </w:r>
+          </w:p>
+        </w:tc>
+        <w:tc>
+          <w:tcPr/>
+          <w:p>
+            <w:pPr>
+              <w:pStyle w:val="Compact"/>
+            </w:pPr>
+            <w:r>
+              <w:t xml:space="preserve">A1 구경·한적 끔. A1에서</w:t>
+            </w:r>
+            <w:r>
+              <w:t xml:space="preserve"> </w:t>
+            </w:r>
+            <w:r>
+              <w:t xml:space="preserve">“한적하게”</w:t>
+            </w:r>
+            <w:r>
+              <w:t xml:space="preserve">는 모두 준비 중</w:t>
+            </w:r>
+          </w:p>
+        </w:tc>
+      </w:tr>
+      <w:tr>
+        <w:tc>
+          <w:tcPr/>
+          <w:p>
+            <w:pPr>
+              <w:pStyle w:val="Compact"/>
+            </w:pPr>
+            <w:r>
+              <w:t xml:space="preserve">홈</w:t>
+            </w:r>
+            <w:r>
+              <w:t xml:space="preserve"> </w:t>
+            </w:r>
+            <w:r>
+              <w:t xml:space="preserve">“지금 열려 있고 한산한 곳”</w:t>
+            </w:r>
+            <w:r>
+              <w:t xml:space="preserve">을 평소 활동값으로 골라도 되는지</w:t>
+            </w:r>
+          </w:p>
+        </w:tc>
+        <w:tc>
+          <w:tcPr/>
+          <w:p>
+            <w:pPr>
+              <w:pStyle w:val="Compact"/>
+            </w:pPr>
+            <w:r>
+              <w:t xml:space="preserve">실제 활발 84.2%, 기준 85% 미달(실험 16)</w:t>
+            </w:r>
+          </w:p>
+        </w:tc>
+        <w:tc>
+          <w:tcPr/>
+          <w:p>
+            <w:pPr>
+              <w:pStyle w:val="Compact"/>
+            </w:pPr>
+            <w:r>
+              <w:t xml:space="preserve">실측 결제 활동으로 선택</w:t>
+            </w:r>
+          </w:p>
+        </w:tc>
+      </w:tr>
+      <w:tr>
+        <w:tc>
+          <w:tcPr/>
+          <w:p>
+            <w:pPr>
+              <w:pStyle w:val="Compact"/>
+            </w:pPr>
+            <w:r>
+              <w:t xml:space="preserve">시각 구간 평균(내림) 격자에서의 연휴 예측</w:t>
+            </w:r>
+          </w:p>
+        </w:tc>
+        <w:tc>
+          <w:tcPr/>
+          <w:p>
+            <w:pPr>
+              <w:pStyle w:val="Compact"/>
+            </w:pPr>
+            <w:r>
+              <w:t xml:space="preserve">공휴일 20.7% → 17.2%(0~6일 뒤), 20.6% → 18.3%(7일 뒤). 평소 5.76% → 5.95%. 0~7일 모두 관문 통과</w:t>
+            </w:r>
+          </w:p>
+        </w:tc>
+        <w:tc>
+          <w:tcPr/>
+          <w:p>
+            <w:pPr>
+              <w:pStyle w:val="Compact"/>
+            </w:pPr>
+            <w:r>
+              <w:t xml:space="preserve">운영 모델 등록. 평소에는 모델이 기준값보다 0.19%p 나쁨</w:t>
+            </w:r>
+          </w:p>
+        </w:tc>
+      </w:tr>
+      <w:tr>
+        <w:tc>
+          <w:tcPr/>
+          <w:p>
+            <w:pPr>
+              <w:pStyle w:val="Compact"/>
+            </w:pPr>
+            <w:r>
+              <w:t xml:space="preserve">연구에 쓴 공휴일 목록</w:t>
+            </w:r>
+          </w:p>
+        </w:tc>
+        <w:tc>
+          <w:tcPr/>
+          <w:p>
+            <w:pPr>
+              <w:pStyle w:val="Compact"/>
+            </w:pPr>
+            <w:r>
+              <w:t xml:space="preserve">노동절(5/1), 제헌절(7/17)이 실제 공휴일인데 빠져 있었음(특일 정보 API 확인)</w:t>
+            </w:r>
+          </w:p>
+        </w:tc>
+        <w:tc>
+          <w:tcPr/>
+          <w:p>
+            <w:pPr>
+              <w:pStyle w:val="Compact"/>
+            </w:pPr>
+            <w:r>
+              <w:t xml:space="preserve">운영 모델은 두 날 포함. 부록 수치는 빠진 목록 기준</w:t>
+            </w:r>
+          </w:p>
+        </w:tc>
+      </w:tr>
+      <w:tr>
+        <w:tc>
+          <w:tcPr/>
+          <w:p>
+            <w:pPr>
+              <w:pStyle w:val="Compact"/>
+            </w:pPr>
+            <w:r>
+              <w:t xml:space="preserve">오늘 날짜의 추천</w:t>
+            </w:r>
+          </w:p>
+        </w:tc>
+        <w:tc>
+          <w:tcPr/>
+          <w:p>
+            <w:pPr>
+              <w:pStyle w:val="Compact"/>
+            </w:pPr>
+            <w:r>
+              <w:t xml:space="preserve">지난 시간이 추천으로 나옴(21시에</w:t>
+            </w:r>
+            <w:r>
+              <w:t xml:space="preserve"> </w:t>
+            </w:r>
+            <w:r>
+              <w:t xml:space="preserve">“9~10시”</w:t>
+            </w:r>
+            <w:r>
+              <w:t xml:space="preserve">)</w:t>
+            </w:r>
+          </w:p>
+        </w:tc>
+        <w:tc>
+          <w:tcPr/>
+          <w:p>
+            <w:pPr>
+              <w:pStyle w:val="Compact"/>
+            </w:pPr>
+            <w:r>
+              <w:t xml:space="preserve">오늘은 남은 시간에서만 선택</w:t>
+            </w:r>
+          </w:p>
+        </w:tc>
+      </w:tr>
+      <w:tr>
+        <w:tc>
+          <w:tcPr/>
+          <w:p>
+            <w:pPr>
+              <w:pStyle w:val="Compact"/>
+            </w:pPr>
+            <w:r>
+              <w:t xml:space="preserve">추천 창 길이</w:t>
+            </w:r>
+          </w:p>
+        </w:tc>
+        <w:tc>
+          <w:tcPr/>
+          <w:p>
+            <w:pPr>
+              <w:pStyle w:val="Compact"/>
+            </w:pPr>
+            <w:r>
+              <w:t xml:space="preserve">저장된 창이 모두 1시간(연구 코드와 같은 동작)</w:t>
+            </w:r>
+          </w:p>
+        </w:tc>
+        <w:tc>
+          <w:tcPr/>
+          <w:p>
+            <w:pPr>
+              <w:pStyle w:val="Compact"/>
+            </w:pPr>
+            <w:r>
+              <w:t xml:space="preserve">화면에서 붙은 시간을 한 범위로 표시</w:t>
+            </w:r>
+          </w:p>
+        </w:tc>
+      </w:tr>
+    </w:tbl>
     <w:p>
       <w:pPr>
         <w:pStyle w:val="Compact"/>
@@ -10284,23 +10618,7 @@
         </w:numPr>
       </w:pPr>
       <w:r>
-        <w:t xml:space="preserve">사용자가 실제로</w:t>
-      </w:r>
-      <w:r>
-        <w:t xml:space="preserve"> </w:t>
-      </w:r>
-      <w:r>
-        <w:rPr>
-          <w:b/>
-          <w:bCs/>
-        </w:rPr>
-        <w:t xml:space="preserve">방문 시간을 옮길 의향이 있는지</w:t>
-      </w:r>
-      <w:r>
-        <w:t xml:space="preserve"> </w:t>
-      </w:r>
-      <w:r>
-        <w:t xml:space="preserve">(인터뷰 필요)</w:t>
+        <w:t xml:space="preserve">실험 15·16은 규칙을 정할 때 이미 본 8~9월 데이터로 한 재판정. 10월 데이터가 쌓이면 매주 재판정에서 다시 확인</w:t>
       </w:r>
     </w:p>
     <w:p>
@@ -10312,6 +10630,56 @@
         </w:numPr>
       </w:pPr>
       <w:r>
+        <w:t xml:space="preserve">1순위 추천 시간(실험 15, 운영 규칙): 12~14시 38%, 18~20시 34%</w:t>
+      </w:r>
+    </w:p>
+    <w:bookmarkEnd w:id="43"/>
+    <w:bookmarkStart w:id="44" w:name="아직-답하지-못한-질문"/>
+    <w:p>
+      <w:pPr>
+        <w:pStyle w:val="Heading3"/>
+      </w:pPr>
+      <w:r>
+        <w:t xml:space="preserve">아직 답하지 못한 질문</w:t>
+      </w:r>
+    </w:p>
+    <w:p>
+      <w:pPr>
+        <w:pStyle w:val="Compact"/>
+        <w:numPr>
+          <w:ilvl w:val="0"/>
+          <w:numId w:val="1061"/>
+        </w:numPr>
+      </w:pPr>
+      <w:r>
+        <w:t xml:space="preserve">사용자가 실제로</w:t>
+      </w:r>
+      <w:r>
+        <w:t xml:space="preserve"> </w:t>
+      </w:r>
+      <w:r>
+        <w:rPr>
+          <w:b/>
+          <w:bCs/>
+        </w:rPr>
+        <w:t xml:space="preserve">방문 시간을 옮길 의향이 있는지</w:t>
+      </w:r>
+      <w:r>
+        <w:t xml:space="preserve"> </w:t>
+      </w:r>
+      <w:r>
+        <w:t xml:space="preserve">(인터뷰 필요)</w:t>
+      </w:r>
+    </w:p>
+    <w:p>
+      <w:pPr>
+        <w:pStyle w:val="Compact"/>
+        <w:numPr>
+          <w:ilvl w:val="0"/>
+          <w:numId w:val="1061"/>
+        </w:numPr>
+      </w:pPr>
+      <w:r>
         <w:t xml:space="preserve">상인·지자체가</w:t>
       </w:r>
       <w:r>
@@ -10336,7 +10704,7 @@
         <w:pStyle w:val="Compact"/>
         <w:numPr>
           <w:ilvl w:val="0"/>
-          <w:numId w:val="1060"/>
+          <w:numId w:val="1061"/>
         </w:numPr>
       </w:pPr>
       <w:r>
@@ -10360,9 +10728,9 @@
         </w:pict>
       </w:r>
     </w:p>
-    <w:bookmarkEnd w:id="43"/>
     <w:bookmarkEnd w:id="44"/>
-    <w:bookmarkStart w:id="78" w:name="부록.-검증-결과"/>
+    <w:bookmarkEnd w:id="45"/>
+    <w:bookmarkStart w:id="81" w:name="부록.-검증-결과"/>
     <w:p>
       <w:pPr>
         <w:pStyle w:val="Heading2"/>
@@ -10484,7 +10852,7 @@
         </w:pict>
       </w:r>
     </w:p>
-    <w:bookmarkStart w:id="45" w:name="사용한-데이터"/>
+    <w:bookmarkStart w:id="46" w:name="사용한-데이터"/>
     <w:p>
       <w:pPr>
         <w:pStyle w:val="Heading3"/>
@@ -10918,8 +11286,8 @@
         </w:pict>
       </w:r>
     </w:p>
-    <w:bookmarkEnd w:id="45"/>
-    <w:bookmarkStart w:id="46" w:name="X76038b4c66f1f5d0057e42391f272469b952ef1"/>
+    <w:bookmarkEnd w:id="46"/>
+    <w:bookmarkStart w:id="47" w:name="X76038b4c66f1f5d0057e42391f272469b952ef1"/>
     <w:p>
       <w:pPr>
         <w:pStyle w:val="Heading3"/>
@@ -10942,7 +11310,7 @@
         <w:pStyle w:val="Compact"/>
         <w:numPr>
           <w:ilvl w:val="0"/>
-          <w:numId w:val="1061"/>
+          <w:numId w:val="1062"/>
         </w:numPr>
       </w:pPr>
       <w:r>
@@ -11176,97 +11544,11 @@
         <w:pStyle w:val="Compact"/>
         <w:numPr>
           <w:ilvl w:val="0"/>
-          <w:numId w:val="1062"/>
+          <w:numId w:val="1063"/>
         </w:numPr>
       </w:pPr>
       <w:r>
         <w:t xml:space="preserve">붐빔 시간 잡아내기: 실제 붐빈 시간의 82%를 예측했고, 붐빈다고 한 예측의 81%가 맞았습니다.</w:t>
-      </w:r>
-    </w:p>
-    <w:p>
-      <w:pPr>
-        <w:pStyle w:val="Compact"/>
-        <w:numPr>
-          <w:ilvl w:val="0"/>
-          <w:numId w:val="1062"/>
-        </w:numPr>
-      </w:pPr>
-      <w:r>
-        <w:rPr>
-          <w:b/>
-          <w:bCs/>
-        </w:rPr>
-        <w:t xml:space="preserve">결론:</w:t>
-      </w:r>
-      <w:r>
-        <w:t xml:space="preserve"> </w:t>
-      </w:r>
-      <w:r>
-        <w:t xml:space="preserve">12시간 이내 예측은 서울시 데이터를 그대로 씁니다.</w:t>
-      </w:r>
-    </w:p>
-    <w:bookmarkEnd w:id="46"/>
-    <w:bookmarkStart w:id="47" w:name="X33f4543f583adadcf6629f07acfe4995606a15a"/>
-    <w:p>
-      <w:pPr>
-        <w:pStyle w:val="Heading3"/>
-      </w:pPr>
-      <w:r>
-        <w:t xml:space="preserve">실험 2. 여러 해 데이터로 며칠 뒤 예측 (</w:t>
-      </w:r>
-      <w:r>
-        <w:rPr>
-          <w:rStyle w:val="VerbatimChar"/>
-        </w:rPr>
-        <w:t xml:space="preserve">eval_days_ahead.py</w:t>
-      </w:r>
-      <w:r>
-        <w:t xml:space="preserve">, 행정동 424곳 → 장소 111곳)</w:t>
-      </w:r>
-    </w:p>
-    <w:p>
-      <w:pPr>
-        <w:pStyle w:val="BlockText"/>
-      </w:pPr>
-      <w:r>
-        <w:t xml:space="preserve">실험 2의 앞쪽 두 표(행정동, 장소 단위 생활인구)와</w:t>
-      </w:r>
-      <w:r>
-        <w:t xml:space="preserve"> </w:t>
-      </w:r>
-      <w:r>
-        <w:t xml:space="preserve">“실제 실시간 인구로 검증”</w:t>
-      </w:r>
-      <w:r>
-        <w:t xml:space="preserve"> </w:t>
-      </w:r>
-      <w:r>
-        <w:t xml:space="preserve">표는</w:t>
-      </w:r>
-      <w:r>
-        <w:t xml:space="preserve"> </w:t>
-      </w:r>
-      <w:r>
-        <w:rPr>
-          <w:b/>
-          <w:bCs/>
-        </w:rPr>
-        <w:t xml:space="preserve">최근 생활인구를 입력으로 쓰는 모델</w:t>
-      </w:r>
-      <w:r>
-        <w:t xml:space="preserve">의 결과입니다. 생활인구가 2026년 7월에 끝나서 이 모델은 운영할 수 없습니다. 가능성 근거로만 봐 주세요. 운영할 모델의 결과는 맨 아래</w:t>
-      </w:r>
-      <w:r>
-        <w:t xml:space="preserve"> </w:t>
-      </w:r>
-      <w:r>
-        <w:t xml:space="preserve">“서비스 구조로 처음 보는 공휴일 검증”</w:t>
-      </w:r>
-      <w:r>
-        <w:t xml:space="preserve"> </w:t>
-      </w:r>
-      <w:r>
-        <w:t xml:space="preserve">표입니다.</w:t>
       </w:r>
     </w:p>
     <w:p>
@@ -11282,6 +11564,92 @@
           <w:b/>
           <w:bCs/>
         </w:rPr>
+        <w:t xml:space="preserve">결론:</w:t>
+      </w:r>
+      <w:r>
+        <w:t xml:space="preserve"> </w:t>
+      </w:r>
+      <w:r>
+        <w:t xml:space="preserve">12시간 이내 예측은 서울시 데이터를 그대로 씁니다.</w:t>
+      </w:r>
+    </w:p>
+    <w:bookmarkEnd w:id="47"/>
+    <w:bookmarkStart w:id="48" w:name="X33f4543f583adadcf6629f07acfe4995606a15a"/>
+    <w:p>
+      <w:pPr>
+        <w:pStyle w:val="Heading3"/>
+      </w:pPr>
+      <w:r>
+        <w:t xml:space="preserve">실험 2. 여러 해 데이터로 며칠 뒤 예측 (</w:t>
+      </w:r>
+      <w:r>
+        <w:rPr>
+          <w:rStyle w:val="VerbatimChar"/>
+        </w:rPr>
+        <w:t xml:space="preserve">eval_days_ahead.py</w:t>
+      </w:r>
+      <w:r>
+        <w:t xml:space="preserve">, 행정동 424곳 → 장소 111곳)</w:t>
+      </w:r>
+    </w:p>
+    <w:p>
+      <w:pPr>
+        <w:pStyle w:val="BlockText"/>
+      </w:pPr>
+      <w:r>
+        <w:t xml:space="preserve">실험 2의 앞쪽 두 표(행정동, 장소 단위 생활인구)와</w:t>
+      </w:r>
+      <w:r>
+        <w:t xml:space="preserve"> </w:t>
+      </w:r>
+      <w:r>
+        <w:t xml:space="preserve">“실제 실시간 인구로 검증”</w:t>
+      </w:r>
+      <w:r>
+        <w:t xml:space="preserve"> </w:t>
+      </w:r>
+      <w:r>
+        <w:t xml:space="preserve">표는</w:t>
+      </w:r>
+      <w:r>
+        <w:t xml:space="preserve"> </w:t>
+      </w:r>
+      <w:r>
+        <w:rPr>
+          <w:b/>
+          <w:bCs/>
+        </w:rPr>
+        <w:t xml:space="preserve">최근 생활인구를 입력으로 쓰는 모델</w:t>
+      </w:r>
+      <w:r>
+        <w:t xml:space="preserve">의 결과입니다. 생활인구가 2026년 7월에 끝나서 이 모델은 운영할 수 없습니다. 가능성 근거로만 봐 주세요. 운영할 모델의 결과는 맨 아래</w:t>
+      </w:r>
+      <w:r>
+        <w:t xml:space="preserve"> </w:t>
+      </w:r>
+      <w:r>
+        <w:t xml:space="preserve">“서비스 구조로 처음 보는 공휴일 검증”</w:t>
+      </w:r>
+      <w:r>
+        <w:t xml:space="preserve"> </w:t>
+      </w:r>
+      <w:r>
+        <w:t xml:space="preserve">표입니다.</w:t>
+      </w:r>
+    </w:p>
+    <w:p>
+      <w:pPr>
+        <w:pStyle w:val="Compact"/>
+        <w:numPr>
+          <w:ilvl w:val="0"/>
+          <w:numId w:val="1064"/>
+        </w:numPr>
+      </w:pPr>
+      <w:r>
+        <w:rPr>
+          <w:b/>
+          <w:bCs/>
+        </w:rPr>
         <w:t xml:space="preserve">조건:</w:t>
       </w:r>
       <w:r>
@@ -11296,7 +11664,7 @@
         <w:pStyle w:val="Compact"/>
         <w:numPr>
           <w:ilvl w:val="0"/>
-          <w:numId w:val="1063"/>
+          <w:numId w:val="1064"/>
         </w:numPr>
       </w:pPr>
       <w:r>
@@ -11533,7 +11901,7 @@
         <w:pStyle w:val="Compact"/>
         <w:numPr>
           <w:ilvl w:val="0"/>
-          <w:numId w:val="1064"/>
+          <w:numId w:val="1065"/>
         </w:numPr>
       </w:pPr>
       <w:r>
@@ -11555,7 +11923,7 @@
         <w:pStyle w:val="Compact"/>
         <w:numPr>
           <w:ilvl w:val="0"/>
-          <w:numId w:val="1064"/>
+          <w:numId w:val="1065"/>
         </w:numPr>
       </w:pPr>
       <w:r>
@@ -11968,7 +12336,7 @@
         <w:pStyle w:val="Compact"/>
         <w:numPr>
           <w:ilvl w:val="0"/>
-          <w:numId w:val="1065"/>
+          <w:numId w:val="1066"/>
         </w:numPr>
       </w:pPr>
       <w:r>
@@ -11980,7 +12348,7 @@
         <w:pStyle w:val="Compact"/>
         <w:numPr>
           <w:ilvl w:val="0"/>
-          <w:numId w:val="1065"/>
+          <w:numId w:val="1066"/>
         </w:numPr>
       </w:pPr>
       <w:r>
@@ -11996,7 +12364,7 @@
         <w:pStyle w:val="Compact"/>
         <w:numPr>
           <w:ilvl w:val="1"/>
-          <w:numId w:val="1066"/>
+          <w:numId w:val="1067"/>
         </w:numPr>
       </w:pPr>
       <w:r>
@@ -12008,7 +12376,7 @@
         <w:pStyle w:val="Compact"/>
         <w:numPr>
           <w:ilvl w:val="1"/>
-          <w:numId w:val="1066"/>
+          <w:numId w:val="1067"/>
         </w:numPr>
       </w:pPr>
       <w:r>
@@ -12039,7 +12407,7 @@
         <w:pStyle w:val="Compact"/>
         <w:numPr>
           <w:ilvl w:val="1"/>
-          <w:numId w:val="1066"/>
+          <w:numId w:val="1067"/>
         </w:numPr>
       </w:pPr>
       <w:r>
@@ -12524,7 +12892,7 @@
         <w:pStyle w:val="Compact"/>
         <w:numPr>
           <w:ilvl w:val="0"/>
-          <w:numId w:val="1067"/>
+          <w:numId w:val="1068"/>
         </w:numPr>
       </w:pPr>
       <w:r>
@@ -12536,7 +12904,7 @@
         <w:pStyle w:val="Compact"/>
         <w:numPr>
           <w:ilvl w:val="0"/>
-          <w:numId w:val="1067"/>
+          <w:numId w:val="1068"/>
         </w:numPr>
       </w:pPr>
       <w:r>
@@ -13338,7 +13706,7 @@
         <w:pStyle w:val="Compact"/>
         <w:numPr>
           <w:ilvl w:val="0"/>
-          <w:numId w:val="1068"/>
+          <w:numId w:val="1069"/>
         </w:numPr>
       </w:pPr>
       <w:r>
@@ -13347,52 +13715,6 @@
           <w:bCs/>
         </w:rPr>
         <w:t xml:space="preserve">결론</w:t>
-      </w:r>
-    </w:p>
-    <w:p>
-      <w:pPr>
-        <w:pStyle w:val="Compact"/>
-        <w:numPr>
-          <w:ilvl w:val="1"/>
-          <w:numId w:val="1069"/>
-        </w:numPr>
-      </w:pPr>
-      <w:r>
-        <w:t xml:space="preserve">서비스 구조 그대로, 처음 보는 공휴일에서 오차가 20% 줄었습니다. 생활인구가 끝난 뒤에도 과거 3.5년으로 학습한 모델과 실시간 인구만으로 운영할 수 있습니다.</w:t>
-      </w:r>
-    </w:p>
-    <w:p>
-      <w:pPr>
-        <w:pStyle w:val="Compact"/>
-        <w:numPr>
-          <w:ilvl w:val="1"/>
-          <w:numId w:val="1069"/>
-        </w:numPr>
-      </w:pPr>
-      <w:r>
-        <w:t xml:space="preserve">“평일 공휴일에만 적용”</w:t>
-      </w:r>
-      <w:r>
-        <w:t xml:space="preserve"> </w:t>
-      </w:r>
-      <w:r>
-        <w:t xml:space="preserve">가설은 틀렸습니다.</w:t>
-      </w:r>
-    </w:p>
-    <w:p>
-      <w:pPr>
-        <w:pStyle w:val="Compact"/>
-        <w:numPr>
-          <w:ilvl w:val="0"/>
-          <w:numId w:val="1068"/>
-        </w:numPr>
-      </w:pPr>
-      <w:r>
-        <w:rPr>
-          <w:b/>
-          <w:bCs/>
-        </w:rPr>
-        <w:t xml:space="preserve">한계</w:t>
       </w:r>
     </w:p>
     <w:p>
@@ -13404,7 +13726,7 @@
         </w:numPr>
       </w:pPr>
       <w:r>
-        <w:t xml:space="preserve">연휴 첫날(9/24)은 개선되지 않았습니다.</w:t>
+        <w:t xml:space="preserve">서비스 구조 그대로, 처음 보는 공휴일에서 오차가 20% 줄었습니다. 생활인구가 끝난 뒤에도 과거 3.5년으로 학습한 모델과 실시간 인구만으로 운영할 수 있습니다.</w:t>
       </w:r>
     </w:p>
     <w:p>
@@ -13416,6 +13738,52 @@
         </w:numPr>
       </w:pPr>
       <w:r>
+        <w:t xml:space="preserve">“평일 공휴일에만 적용”</w:t>
+      </w:r>
+      <w:r>
+        <w:t xml:space="preserve"> </w:t>
+      </w:r>
+      <w:r>
+        <w:t xml:space="preserve">가설은 틀렸습니다.</w:t>
+      </w:r>
+    </w:p>
+    <w:p>
+      <w:pPr>
+        <w:pStyle w:val="Compact"/>
+        <w:numPr>
+          <w:ilvl w:val="0"/>
+          <w:numId w:val="1069"/>
+        </w:numPr>
+      </w:pPr>
+      <w:r>
+        <w:rPr>
+          <w:b/>
+          <w:bCs/>
+        </w:rPr>
+        <w:t xml:space="preserve">한계</w:t>
+      </w:r>
+    </w:p>
+    <w:p>
+      <w:pPr>
+        <w:pStyle w:val="Compact"/>
+        <w:numPr>
+          <w:ilvl w:val="1"/>
+          <w:numId w:val="1071"/>
+        </w:numPr>
+      </w:pPr>
+      <w:r>
+        <w:t xml:space="preserve">연휴 첫날(9/24)은 개선되지 않았습니다.</w:t>
+      </w:r>
+    </w:p>
+    <w:p>
+      <w:pPr>
+        <w:pStyle w:val="Compact"/>
+        <w:numPr>
+          <w:ilvl w:val="1"/>
+          <w:numId w:val="1071"/>
+        </w:numPr>
+      </w:pPr>
+      <w:r>
         <w:t xml:space="preserve">검증에 쓴 공휴일이 5일뿐입니다.</w:t>
       </w:r>
     </w:p>
@@ -13424,7 +13792,7 @@
         <w:pStyle w:val="Compact"/>
         <w:numPr>
           <w:ilvl w:val="1"/>
-          <w:numId w:val="1070"/>
+          <w:numId w:val="1071"/>
         </w:numPr>
       </w:pPr>
       <w:r>
@@ -13436,7 +13804,7 @@
         <w:pStyle w:val="Compact"/>
         <w:numPr>
           <w:ilvl w:val="1"/>
-          <w:numId w:val="1070"/>
+          <w:numId w:val="1071"/>
         </w:numPr>
       </w:pPr>
       <w:r>
@@ -13454,7 +13822,7 @@
         <w:pStyle w:val="Compact"/>
         <w:numPr>
           <w:ilvl w:val="1"/>
-          <w:numId w:val="1070"/>
+          <w:numId w:val="1071"/>
         </w:numPr>
       </w:pPr>
       <w:r>
@@ -13470,8 +13838,8 @@
         <w:t xml:space="preserve">).</w:t>
       </w:r>
     </w:p>
-    <w:bookmarkEnd w:id="47"/>
-    <w:bookmarkStart w:id="48" w:name="Xee886f68751d6f83a3d4f1b3c16e09ed5cc4b5c"/>
+    <w:bookmarkEnd w:id="48"/>
+    <w:bookmarkStart w:id="49" w:name="Xee886f68751d6f83a3d4f1b3c16e09ed5cc4b5c"/>
     <w:p>
       <w:pPr>
         <w:pStyle w:val="Heading3"/>
@@ -13506,7 +13874,7 @@
         <w:pStyle w:val="Compact"/>
         <w:numPr>
           <w:ilvl w:val="0"/>
-          <w:numId w:val="1071"/>
+          <w:numId w:val="1072"/>
         </w:numPr>
       </w:pPr>
       <w:r>
@@ -13692,42 +14060,11 @@
         <w:pStyle w:val="Compact"/>
         <w:numPr>
           <w:ilvl w:val="0"/>
-          <w:numId w:val="1072"/>
+          <w:numId w:val="1073"/>
         </w:numPr>
       </w:pPr>
       <w:r>
         <w:t xml:space="preserve">장소 유형별 결과(행정동 기준): 상권·관광특구·고궁은 0.91~0.95로 잘 맞고, 공원은 0.69~0.75로 약합니다.</w:t>
-      </w:r>
-    </w:p>
-    <w:p>
-      <w:pPr>
-        <w:pStyle w:val="Compact"/>
-        <w:numPr>
-          <w:ilvl w:val="0"/>
-          <w:numId w:val="1072"/>
-        </w:numPr>
-      </w:pPr>
-      <w:r>
-        <w:t xml:space="preserve">절대 인원은 장소마다 추정치와 실제의 비율이 0.7~2.4배로 흩어집니다. 그래서 상대적인 표현만 씁니다.</w:t>
-      </w:r>
-    </w:p>
-    <w:bookmarkEnd w:id="48"/>
-    <w:bookmarkStart w:id="49" w:name="Xba36e92d41806196fc766322aa27210617d8ab9"/>
-    <w:p>
-      <w:pPr>
-        <w:pStyle w:val="Heading3"/>
-      </w:pPr>
-      <w:r>
-        <w:t xml:space="preserve">실험 4. 지하철 승하차로 환승역 보완 (</w:t>
-      </w:r>
-      <w:r>
-        <w:rPr>
-          <w:rStyle w:val="VerbatimChar"/>
-        </w:rPr>
-        <w:t xml:space="preserve">eval_station_fill.py</w:t>
-      </w:r>
-      <w:r>
-        <w:t xml:space="preserve">)</w:t>
       </w:r>
     </w:p>
     <w:p>
@@ -13736,6 +14073,37 @@
         <w:numPr>
           <w:ilvl w:val="0"/>
           <w:numId w:val="1073"/>
+        </w:numPr>
+      </w:pPr>
+      <w:r>
+        <w:t xml:space="preserve">절대 인원은 장소마다 추정치와 실제의 비율이 0.7~2.4배로 흩어집니다. 그래서 상대적인 표현만 씁니다.</w:t>
+      </w:r>
+    </w:p>
+    <w:bookmarkEnd w:id="49"/>
+    <w:bookmarkStart w:id="50" w:name="Xba36e92d41806196fc766322aa27210617d8ab9"/>
+    <w:p>
+      <w:pPr>
+        <w:pStyle w:val="Heading3"/>
+      </w:pPr>
+      <w:r>
+        <w:t xml:space="preserve">실험 4. 지하철 승하차로 환승역 보완 (</w:t>
+      </w:r>
+      <w:r>
+        <w:rPr>
+          <w:rStyle w:val="VerbatimChar"/>
+        </w:rPr>
+        <w:t xml:space="preserve">eval_station_fill.py</w:t>
+      </w:r>
+      <w:r>
+        <w:t xml:space="preserve">)</w:t>
+      </w:r>
+    </w:p>
+    <w:p>
+      <w:pPr>
+        <w:pStyle w:val="Compact"/>
+        <w:numPr>
+          <w:ilvl w:val="0"/>
+          <w:numId w:val="1074"/>
         </w:numPr>
       </w:pPr>
       <w:r>
@@ -13970,7 +14338,7 @@
       <w:pPr>
         <w:numPr>
           <w:ilvl w:val="0"/>
-          <w:numId w:val="1074"/>
+          <w:numId w:val="1075"/>
         </w:numPr>
       </w:pPr>
       <w:r>
@@ -13981,7 +14349,7 @@
       <w:pPr>
         <w:numPr>
           <w:ilvl w:val="0"/>
-          <w:numId w:val="1074"/>
+          <w:numId w:val="1075"/>
         </w:numPr>
       </w:pPr>
       <w:r>
@@ -13992,7 +14360,7 @@
       <w:pPr>
         <w:numPr>
           <w:ilvl w:val="0"/>
-          <w:numId w:val="1074"/>
+          <w:numId w:val="1075"/>
         </w:numPr>
       </w:pPr>
       <w:r>
@@ -14011,8 +14379,8 @@
         <w:t xml:space="preserve">비율로 고르는 방식은 실패했습니다. 구로·신도림 같은 극단적인 곳만 구분했습니다.</w:t>
       </w:r>
     </w:p>
-    <w:bookmarkEnd w:id="49"/>
-    <w:bookmarkStart w:id="50" w:name="X3991a93ea12761ae5ee38958e9198c32a85546a"/>
+    <w:bookmarkEnd w:id="50"/>
+    <w:bookmarkStart w:id="51" w:name="X3991a93ea12761ae5ee38958e9198c32a85546a"/>
     <w:p>
       <w:pPr>
         <w:pStyle w:val="Heading3"/>
@@ -14279,63 +14647,11 @@
         <w:pStyle w:val="Compact"/>
         <w:numPr>
           <w:ilvl w:val="0"/>
-          <w:numId w:val="1075"/>
+          <w:numId w:val="1076"/>
         </w:numPr>
       </w:pPr>
       <w:r>
         <w:t xml:space="preserve">7월 수치가 실험 4와 조금 다른 이유는 평가 대상 시간을 정하는 조건을 통일했기 때문입니다.</w:t>
-      </w:r>
-    </w:p>
-    <w:p>
-      <w:pPr>
-        <w:pStyle w:val="Compact"/>
-        <w:numPr>
-          <w:ilvl w:val="0"/>
-          <w:numId w:val="1075"/>
-        </w:numPr>
-      </w:pPr>
-      <w:r>
-        <w:t xml:space="preserve">서울시 원본의 5월 집계구 파일 중 5/2, 5/4~9는 비어 있습니다. 이 날짜들은 실시간 기록이 시작되기 전이라 이번 검증에는 영향이 없습니다.</w:t>
-      </w:r>
-    </w:p>
-    <w:bookmarkEnd w:id="50"/>
-    <w:bookmarkStart w:id="51" w:name="Xa0d2e239ccfd37321c0dbfc82502fc1214f87f6"/>
-    <w:p>
-      <w:pPr>
-        <w:pStyle w:val="Heading3"/>
-      </w:pPr>
-      <w:r>
-        <w:t xml:space="preserve">실험 6.</w:t>
-      </w:r>
-      <w:r>
-        <w:t xml:space="preserve"> </w:t>
-      </w:r>
-      <w:r>
-        <w:t xml:space="preserve">“활기는 있고 줄은 없는 시간”</w:t>
-      </w:r>
-      <w:r>
-        <w:t xml:space="preserve">이 있나 (</w:t>
-      </w:r>
-      <w:r>
-        <w:rPr>
-          <w:rStyle w:val="VerbatimChar"/>
-        </w:rPr>
-        <w:t xml:space="preserve">collect_cmrcl.py</w:t>
-      </w:r>
-      <w:r>
-        <w:t xml:space="preserve">,</w:t>
-      </w:r>
-      <w:r>
-        <w:t xml:space="preserve"> </w:t>
-      </w:r>
-      <w:r>
-        <w:rPr>
-          <w:rStyle w:val="VerbatimChar"/>
-        </w:rPr>
-        <w:t xml:space="preserve">eval_sweet_spot.py</w:t>
-      </w:r>
-      <w:r>
-        <w:t xml:space="preserve">)</w:t>
       </w:r>
     </w:p>
     <w:p>
@@ -14347,6 +14663,58 @@
         </w:numPr>
       </w:pPr>
       <w:r>
+        <w:t xml:space="preserve">서울시 원본의 5월 집계구 파일 중 5/2, 5/4~9는 비어 있습니다. 이 날짜들은 실시간 기록이 시작되기 전이라 이번 검증에는 영향이 없습니다.</w:t>
+      </w:r>
+    </w:p>
+    <w:bookmarkEnd w:id="51"/>
+    <w:bookmarkStart w:id="52" w:name="Xa0d2e239ccfd37321c0dbfc82502fc1214f87f6"/>
+    <w:p>
+      <w:pPr>
+        <w:pStyle w:val="Heading3"/>
+      </w:pPr>
+      <w:r>
+        <w:t xml:space="preserve">실험 6.</w:t>
+      </w:r>
+      <w:r>
+        <w:t xml:space="preserve"> </w:t>
+      </w:r>
+      <w:r>
+        <w:t xml:space="preserve">“활기는 있고 줄은 없는 시간”</w:t>
+      </w:r>
+      <w:r>
+        <w:t xml:space="preserve">이 있나 (</w:t>
+      </w:r>
+      <w:r>
+        <w:rPr>
+          <w:rStyle w:val="VerbatimChar"/>
+        </w:rPr>
+        <w:t xml:space="preserve">collect_cmrcl.py</w:t>
+      </w:r>
+      <w:r>
+        <w:t xml:space="preserve">,</w:t>
+      </w:r>
+      <w:r>
+        <w:t xml:space="preserve"> </w:t>
+      </w:r>
+      <w:r>
+        <w:rPr>
+          <w:rStyle w:val="VerbatimChar"/>
+        </w:rPr>
+        <w:t xml:space="preserve">eval_sweet_spot.py</w:t>
+      </w:r>
+      <w:r>
+        <w:t xml:space="preserve">)</w:t>
+      </w:r>
+    </w:p>
+    <w:p>
+      <w:pPr>
+        <w:pStyle w:val="Compact"/>
+        <w:numPr>
+          <w:ilvl w:val="0"/>
+          <w:numId w:val="1077"/>
+        </w:numPr>
+      </w:pPr>
+      <w:r>
         <w:rPr>
           <w:b/>
           <w:bCs/>
@@ -14378,7 +14746,7 @@
         <w:pStyle w:val="Compact"/>
         <w:numPr>
           <w:ilvl w:val="0"/>
-          <w:numId w:val="1076"/>
+          <w:numId w:val="1077"/>
         </w:numPr>
       </w:pPr>
       <w:r>
@@ -14769,69 +15137,11 @@
         <w:pStyle w:val="Compact"/>
         <w:numPr>
           <w:ilvl w:val="0"/>
-          <w:numId w:val="1077"/>
+          <w:numId w:val="1078"/>
         </w:numPr>
       </w:pPr>
       <w:r>
         <w:t xml:space="preserve">여유·보통 시간 중 닫힌 시간은 54%였습니다.</w:t>
-      </w:r>
-    </w:p>
-    <w:p>
-      <w:pPr>
-        <w:pStyle w:val="Compact"/>
-        <w:numPr>
-          <w:ilvl w:val="0"/>
-          <w:numId w:val="1077"/>
-        </w:numPr>
-      </w:pPr>
-      <w:r>
-        <w:t xml:space="preserve">붐비는 날 중 좋은 시간이 있는 날은 94%였습니다.</w:t>
-      </w:r>
-    </w:p>
-    <w:p>
-      <w:pPr>
-        <w:pStyle w:val="Compact"/>
-        <w:numPr>
-          <w:ilvl w:val="0"/>
-          <w:numId w:val="1077"/>
-        </w:numPr>
-      </w:pPr>
-      <w:r>
-        <w:t xml:space="preserve">붐비는 시간에서 좋은 시간까지 2시간 안인 경우가 46%, 3시간 안인 경우가 62%였습니다.</w:t>
-      </w:r>
-    </w:p>
-    <w:p>
-      <w:pPr>
-        <w:pStyle w:val="Compact"/>
-        <w:numPr>
-          <w:ilvl w:val="0"/>
-          <w:numId w:val="1077"/>
-        </w:numPr>
-      </w:pPr>
-      <w:r>
-        <w:t xml:space="preserve">늘 붐비는 곳(잠실, 영등포 타임스퀘어)은 좋은 시간이 전체의 15% 정도뿐입니다.</w:t>
-      </w:r>
-    </w:p>
-    <w:bookmarkEnd w:id="51"/>
-    <w:bookmarkStart w:id="52" w:name="실험-7.-예측-거리-07일-e2-exp_e2_horizons.py"/>
-    <w:p>
-      <w:pPr>
-        <w:pStyle w:val="Heading3"/>
-      </w:pPr>
-      <w:r>
-        <w:t xml:space="preserve">실험 7. 예측 거리 0~7일 (E2,</w:t>
-      </w:r>
-      <w:r>
-        <w:t xml:space="preserve"> </w:t>
-      </w:r>
-      <w:r>
-        <w:rPr>
-          <w:rStyle w:val="VerbatimChar"/>
-        </w:rPr>
-        <w:t xml:space="preserve">exp_e2_horizons.py</w:t>
-      </w:r>
-      <w:r>
-        <w:t xml:space="preserve">)</w:t>
       </w:r>
     </w:p>
     <w:p>
@@ -14843,17 +15153,7 @@
         </w:numPr>
       </w:pPr>
       <w:r>
-        <w:rPr>
-          <w:b/>
-          <w:bCs/>
-        </w:rPr>
-        <w:t xml:space="preserve">모델:</w:t>
-      </w:r>
-      <w:r>
-        <w:t xml:space="preserve"> </w:t>
-      </w:r>
-      <w:r>
-        <w:t xml:space="preserve">예측 거리 0~7일로 다시 학습한 운영 모델(달력 변화율 × 3주 평균)</w:t>
+        <w:t xml:space="preserve">붐비는 날 중 좋은 시간이 있는 날은 94%였습니다.</w:t>
       </w:r>
     </w:p>
     <w:p>
@@ -14862,6 +15162,74 @@
         <w:numPr>
           <w:ilvl w:val="0"/>
           <w:numId w:val="1078"/>
+        </w:numPr>
+      </w:pPr>
+      <w:r>
+        <w:t xml:space="preserve">붐비는 시간에서 좋은 시간까지 2시간 안인 경우가 46%, 3시간 안인 경우가 62%였습니다.</w:t>
+      </w:r>
+    </w:p>
+    <w:p>
+      <w:pPr>
+        <w:pStyle w:val="Compact"/>
+        <w:numPr>
+          <w:ilvl w:val="0"/>
+          <w:numId w:val="1078"/>
+        </w:numPr>
+      </w:pPr>
+      <w:r>
+        <w:t xml:space="preserve">늘 붐비는 곳(잠실, 영등포 타임스퀘어)은 좋은 시간이 전체의 15% 정도뿐입니다.</w:t>
+      </w:r>
+    </w:p>
+    <w:bookmarkEnd w:id="52"/>
+    <w:bookmarkStart w:id="53" w:name="실험-7.-예측-거리-07일-e2-exp_e2_horizons.py"/>
+    <w:p>
+      <w:pPr>
+        <w:pStyle w:val="Heading3"/>
+      </w:pPr>
+      <w:r>
+        <w:t xml:space="preserve">실험 7. 예측 거리 0~7일 (E2,</w:t>
+      </w:r>
+      <w:r>
+        <w:t xml:space="preserve"> </w:t>
+      </w:r>
+      <w:r>
+        <w:rPr>
+          <w:rStyle w:val="VerbatimChar"/>
+        </w:rPr>
+        <w:t xml:space="preserve">exp_e2_horizons.py</w:t>
+      </w:r>
+      <w:r>
+        <w:t xml:space="preserve">)</w:t>
+      </w:r>
+    </w:p>
+    <w:p>
+      <w:pPr>
+        <w:pStyle w:val="Compact"/>
+        <w:numPr>
+          <w:ilvl w:val="0"/>
+          <w:numId w:val="1079"/>
+        </w:numPr>
+      </w:pPr>
+      <w:r>
+        <w:rPr>
+          <w:b/>
+          <w:bCs/>
+        </w:rPr>
+        <w:t xml:space="preserve">모델:</w:t>
+      </w:r>
+      <w:r>
+        <w:t xml:space="preserve"> </w:t>
+      </w:r>
+      <w:r>
+        <w:t xml:space="preserve">예측 거리 0~7일로 다시 학습한 운영 모델(달력 변화율 × 3주 평균)</w:t>
+      </w:r>
+    </w:p>
+    <w:p>
+      <w:pPr>
+        <w:pStyle w:val="Compact"/>
+        <w:numPr>
+          <w:ilvl w:val="0"/>
+          <w:numId w:val="1079"/>
         </w:numPr>
       </w:pPr>
       <w:r>
@@ -15106,15 +15474,15 @@
         <w:pStyle w:val="Compact"/>
         <w:numPr>
           <w:ilvl w:val="0"/>
-          <w:numId w:val="1079"/>
+          <w:numId w:val="1080"/>
         </w:numPr>
       </w:pPr>
       <w:r>
         <w:t xml:space="preserve">0~6일 결과가 같은 이유는 기준값이 같고 모델이 달력만 보기 때문입니다.</w:t>
       </w:r>
     </w:p>
-    <w:bookmarkEnd w:id="52"/>
-    <w:bookmarkStart w:id="53" w:name="Xb7a96187a38dca4b95f94b61b94135da50d0546"/>
+    <w:bookmarkEnd w:id="53"/>
+    <w:bookmarkStart w:id="54" w:name="Xb7a96187a38dca4b95f94b61b94135da50d0546"/>
     <w:p>
       <w:pPr>
         <w:pStyle w:val="Heading3"/>
@@ -15140,7 +15508,7 @@
         <w:pStyle w:val="Compact"/>
         <w:numPr>
           <w:ilvl w:val="0"/>
-          <w:numId w:val="1080"/>
+          <w:numId w:val="1081"/>
         </w:numPr>
       </w:pPr>
       <w:r>
@@ -15162,7 +15530,7 @@
         <w:pStyle w:val="Compact"/>
         <w:numPr>
           <w:ilvl w:val="0"/>
-          <w:numId w:val="1080"/>
+          <w:numId w:val="1081"/>
         </w:numPr>
       </w:pPr>
       <w:r>
@@ -15184,7 +15552,7 @@
         <w:pStyle w:val="Compact"/>
         <w:numPr>
           <w:ilvl w:val="0"/>
-          <w:numId w:val="1080"/>
+          <w:numId w:val="1081"/>
         </w:numPr>
       </w:pPr>
       <w:r>
@@ -15212,7 +15580,7 @@
         <w:pStyle w:val="Compact"/>
         <w:numPr>
           <w:ilvl w:val="0"/>
-          <w:numId w:val="1080"/>
+          <w:numId w:val="1081"/>
         </w:numPr>
       </w:pPr>
       <w:r>
@@ -15425,45 +15793,11 @@
         <w:pStyle w:val="Compact"/>
         <w:numPr>
           <w:ilvl w:val="0"/>
-          <w:numId w:val="1081"/>
+          <w:numId w:val="1082"/>
         </w:numPr>
       </w:pPr>
       <w:r>
         <w:t xml:space="preserve">잘 맞는 역(0.8 이상)은 53%입니다.</w:t>
-      </w:r>
-    </w:p>
-    <w:p>
-      <w:pPr>
-        <w:pStyle w:val="Compact"/>
-        <w:numPr>
-          <w:ilvl w:val="0"/>
-          <w:numId w:val="1081"/>
-        </w:numPr>
-      </w:pPr>
-      <w:r>
-        <w:t xml:space="preserve">가장 크게 틀린 곳: 대림역(-0.62), 이태원역(-0.16, 지하철로 잘못 바뀜), 신도림역(0.18, 지하철로 바뀌었어야 함)</w:t>
-      </w:r>
-    </w:p>
-    <w:bookmarkEnd w:id="53"/>
-    <w:bookmarkStart w:id="54" w:name="실험-9.-추천-백테스트-e3e4-exp_e3_e4_reco.py"/>
-    <w:p>
-      <w:pPr>
-        <w:pStyle w:val="Heading3"/>
-      </w:pPr>
-      <w:r>
-        <w:t xml:space="preserve">실험 9. 추천 백테스트 (E3·E4,</w:t>
-      </w:r>
-      <w:r>
-        <w:t xml:space="preserve"> </w:t>
-      </w:r>
-      <w:r>
-        <w:rPr>
-          <w:rStyle w:val="VerbatimChar"/>
-        </w:rPr>
-        <w:t xml:space="preserve">exp_e3_e4_reco.py</w:t>
-      </w:r>
-      <w:r>
-        <w:t xml:space="preserve">)</w:t>
       </w:r>
     </w:p>
     <w:p>
@@ -15475,6 +15809,40 @@
         </w:numPr>
       </w:pPr>
       <w:r>
+        <w:t xml:space="preserve">가장 크게 틀린 곳: 대림역(-0.62), 이태원역(-0.16, 지하철로 잘못 바뀜), 신도림역(0.18, 지하철로 바뀌었어야 함)</w:t>
+      </w:r>
+    </w:p>
+    <w:bookmarkEnd w:id="54"/>
+    <w:bookmarkStart w:id="55" w:name="실험-9.-추천-백테스트-e3e4-exp_e3_e4_reco.py"/>
+    <w:p>
+      <w:pPr>
+        <w:pStyle w:val="Heading3"/>
+      </w:pPr>
+      <w:r>
+        <w:t xml:space="preserve">실험 9. 추천 백테스트 (E3·E4,</w:t>
+      </w:r>
+      <w:r>
+        <w:t xml:space="preserve"> </w:t>
+      </w:r>
+      <w:r>
+        <w:rPr>
+          <w:rStyle w:val="VerbatimChar"/>
+        </w:rPr>
+        <w:t xml:space="preserve">exp_e3_e4_reco.py</w:t>
+      </w:r>
+      <w:r>
+        <w:t xml:space="preserve">)</w:t>
+      </w:r>
+    </w:p>
+    <w:p>
+      <w:pPr>
+        <w:pStyle w:val="Compact"/>
+        <w:numPr>
+          <w:ilvl w:val="0"/>
+          <w:numId w:val="1083"/>
+        </w:numPr>
+      </w:pPr>
+      <w:r>
         <w:rPr>
           <w:b/>
           <w:bCs/>
@@ -15486,58 +15854,6 @@
       </w:r>
       <w:r>
         <w:t xml:space="preserve">A1 78곳, 2026-08-01~09-29. 날짜마다 3일 전 시점의 정보만으로 추천(창 최대 3개)을 만들고, 추천한 시간의 실제 결과로 채점했습니다.</w:t>
-      </w:r>
-    </w:p>
-    <w:p>
-      <w:pPr>
-        <w:pStyle w:val="Compact"/>
-        <w:numPr>
-          <w:ilvl w:val="1"/>
-          <w:numId w:val="1083"/>
-        </w:numPr>
-      </w:pPr>
-      <w:r>
-        <w:t xml:space="preserve">예측 혼잡: 운영 모델</w:t>
-      </w:r>
-    </w:p>
-    <w:p>
-      <w:pPr>
-        <w:pStyle w:val="Compact"/>
-        <w:numPr>
-          <w:ilvl w:val="1"/>
-          <w:numId w:val="1083"/>
-        </w:numPr>
-      </w:pPr>
-      <w:r>
-        <w:t xml:space="preserve">단계 경계: 그 시점까지 90일 실측</w:t>
-      </w:r>
-    </w:p>
-    <w:p>
-      <w:pPr>
-        <w:pStyle w:val="Compact"/>
-        <w:numPr>
-          <w:ilvl w:val="1"/>
-          <w:numId w:val="1083"/>
-        </w:numPr>
-      </w:pPr>
-      <w:r>
-        <w:t xml:space="preserve">영업 활동: 그 시점까지의 날짜 유형별 평균</w:t>
-      </w:r>
-    </w:p>
-    <w:p>
-      <w:pPr>
-        <w:pStyle w:val="Compact"/>
-        <w:numPr>
-          <w:ilvl w:val="0"/>
-          <w:numId w:val="1082"/>
-        </w:numPr>
-      </w:pPr>
-      <w:r>
-        <w:rPr>
-          <w:b/>
-          <w:bCs/>
-        </w:rPr>
-        <w:t xml:space="preserve">채점:</w:t>
       </w:r>
     </w:p>
     <w:p>
@@ -15549,7 +15865,7 @@
         </w:numPr>
       </w:pPr>
       <w:r>
-        <w:t xml:space="preserve">활발: 그 목적 업종의 실제 결제가 기준(주말 상위 10%의 절반) 이상</w:t>
+        <w:t xml:space="preserve">예측 혼잡: 운영 모델</w:t>
       </w:r>
     </w:p>
     <w:p>
@@ -15561,6 +15877,58 @@
         </w:numPr>
       </w:pPr>
       <w:r>
+        <w:t xml:space="preserve">단계 경계: 그 시점까지 90일 실측</w:t>
+      </w:r>
+    </w:p>
+    <w:p>
+      <w:pPr>
+        <w:pStyle w:val="Compact"/>
+        <w:numPr>
+          <w:ilvl w:val="1"/>
+          <w:numId w:val="1084"/>
+        </w:numPr>
+      </w:pPr>
+      <w:r>
+        <w:t xml:space="preserve">영업 활동: 그 시점까지의 날짜 유형별 평균</w:t>
+      </w:r>
+    </w:p>
+    <w:p>
+      <w:pPr>
+        <w:pStyle w:val="Compact"/>
+        <w:numPr>
+          <w:ilvl w:val="0"/>
+          <w:numId w:val="1083"/>
+        </w:numPr>
+      </w:pPr>
+      <w:r>
+        <w:rPr>
+          <w:b/>
+          <w:bCs/>
+        </w:rPr>
+        <w:t xml:space="preserve">채점:</w:t>
+      </w:r>
+    </w:p>
+    <w:p>
+      <w:pPr>
+        <w:pStyle w:val="Compact"/>
+        <w:numPr>
+          <w:ilvl w:val="1"/>
+          <w:numId w:val="1085"/>
+        </w:numPr>
+      </w:pPr>
+      <w:r>
+        <w:t xml:space="preserve">활발: 그 목적 업종의 실제 결제가 기준(주말 상위 10%의 절반) 이상</w:t>
+      </w:r>
+    </w:p>
+    <w:p>
+      <w:pPr>
+        <w:pStyle w:val="Compact"/>
+        <w:numPr>
+          <w:ilvl w:val="1"/>
+          <w:numId w:val="1085"/>
+        </w:numPr>
+      </w:pPr>
+      <w:r>
         <w:t xml:space="preserve">혼잡 약속: 실제 단계가 허용도 안(한적 ≤ 보통, 적당 ≤ 약간 붐빔, 붐벼도 = 모두)</w:t>
       </w:r>
     </w:p>
@@ -15569,7 +15937,7 @@
         <w:pStyle w:val="Compact"/>
         <w:numPr>
           <w:ilvl w:val="0"/>
-          <w:numId w:val="1082"/>
+          <w:numId w:val="1083"/>
         </w:numPr>
       </w:pPr>
       <w:r>
@@ -15958,7 +16326,7 @@
         <w:pStyle w:val="Compact"/>
         <w:numPr>
           <w:ilvl w:val="0"/>
-          <w:numId w:val="1085"/>
+          <w:numId w:val="1086"/>
         </w:numPr>
       </w:pPr>
       <w:r>
@@ -15982,7 +16350,7 @@
         <w:pStyle w:val="Compact"/>
         <w:numPr>
           <w:ilvl w:val="0"/>
-          <w:numId w:val="1085"/>
+          <w:numId w:val="1086"/>
         </w:numPr>
       </w:pPr>
       <w:r>
@@ -16296,7 +16664,7 @@
         <w:pStyle w:val="Compact"/>
         <w:numPr>
           <w:ilvl w:val="0"/>
-          <w:numId w:val="1086"/>
+          <w:numId w:val="1087"/>
         </w:numPr>
       </w:pPr>
       <w:r>
@@ -16321,7 +16689,7 @@
         <w:pStyle w:val="Compact"/>
         <w:numPr>
           <w:ilvl w:val="0"/>
-          <w:numId w:val="1086"/>
+          <w:numId w:val="1087"/>
         </w:numPr>
       </w:pPr>
       <w:r>
@@ -16457,55 +16825,11 @@
         <w:pStyle w:val="Compact"/>
         <w:numPr>
           <w:ilvl w:val="0"/>
-          <w:numId w:val="1087"/>
+          <w:numId w:val="1088"/>
         </w:numPr>
       </w:pPr>
       <w:r>
         <w:t xml:space="preserve">1,000명당 시간당 결제 건수(중앙값)는 나머지 장소 3.89, 외국인 많은 장소 3.29였습니다. DDP 1.13, 동대문 1.93으로 특히 낮았고, 명동은 8.45로 높았습니다.</w:t>
-      </w:r>
-    </w:p>
-    <w:p>
-      <w:pPr>
-        <w:pStyle w:val="Compact"/>
-        <w:numPr>
-          <w:ilvl w:val="0"/>
-          <w:numId w:val="1087"/>
-        </w:numPr>
-      </w:pPr>
-      <w:r>
-        <w:rPr>
-          <w:b/>
-          <w:bCs/>
-        </w:rPr>
-        <w:t xml:space="preserve">주의:</w:t>
-      </w:r>
-      <w:r>
-        <w:t xml:space="preserve"> </w:t>
-      </w:r>
-      <w:r>
-        <w:t xml:space="preserve">추출해 둔 실측 기록에 1시간짜리 빈칸이 많아서, 백테스트에서만 앞뒤 값으로 메웠습니다. 실측 단계와 실제 결제가 모두 있는 시간만 채점했습니다.</w:t>
-      </w:r>
-    </w:p>
-    <w:bookmarkEnd w:id="54"/>
-    <w:bookmarkStart w:id="55" w:name="실험-10.-쇼핑-기준-재시험-e3b-exp_e3b_shop.py"/>
-    <w:p>
-      <w:pPr>
-        <w:pStyle w:val="Heading3"/>
-      </w:pPr>
-      <w:r>
-        <w:t xml:space="preserve">실험 10. 쇼핑 기준 재시험 (E3b,</w:t>
-      </w:r>
-      <w:r>
-        <w:t xml:space="preserve"> </w:t>
-      </w:r>
-      <w:r>
-        <w:rPr>
-          <w:rStyle w:val="VerbatimChar"/>
-        </w:rPr>
-        <w:t xml:space="preserve">exp_e3b_shop.py</w:t>
-      </w:r>
-      <w:r>
-        <w:t xml:space="preserve">)</w:t>
       </w:r>
     </w:p>
     <w:p>
@@ -16521,6 +16845,50 @@
           <w:b/>
           <w:bCs/>
         </w:rPr>
+        <w:t xml:space="preserve">주의:</w:t>
+      </w:r>
+      <w:r>
+        <w:t xml:space="preserve"> </w:t>
+      </w:r>
+      <w:r>
+        <w:t xml:space="preserve">추출해 둔 실측 기록에 1시간짜리 빈칸이 많아서, 백테스트에서만 앞뒤 값으로 메웠습니다. 실측 단계와 실제 결제가 모두 있는 시간만 채점했습니다.</w:t>
+      </w:r>
+    </w:p>
+    <w:bookmarkEnd w:id="55"/>
+    <w:bookmarkStart w:id="56" w:name="실험-10.-쇼핑-기준-재시험-e3b-exp_e3b_shop.py"/>
+    <w:p>
+      <w:pPr>
+        <w:pStyle w:val="Heading3"/>
+      </w:pPr>
+      <w:r>
+        <w:t xml:space="preserve">실험 10. 쇼핑 기준 재시험 (E3b,</w:t>
+      </w:r>
+      <w:r>
+        <w:t xml:space="preserve"> </w:t>
+      </w:r>
+      <w:r>
+        <w:rPr>
+          <w:rStyle w:val="VerbatimChar"/>
+        </w:rPr>
+        <w:t xml:space="preserve">exp_e3b_shop.py</w:t>
+      </w:r>
+      <w:r>
+        <w:t xml:space="preserve">)</w:t>
+      </w:r>
+    </w:p>
+    <w:p>
+      <w:pPr>
+        <w:pStyle w:val="Compact"/>
+        <w:numPr>
+          <w:ilvl w:val="0"/>
+          <w:numId w:val="1089"/>
+        </w:numPr>
+      </w:pPr>
+      <w:r>
+        <w:rPr>
+          <w:b/>
+          <w:bCs/>
+        </w:rPr>
         <w:t xml:space="preserve">왜:</w:t>
       </w:r>
       <w:r>
@@ -16535,7 +16903,7 @@
         <w:pStyle w:val="Compact"/>
         <w:numPr>
           <w:ilvl w:val="0"/>
-          <w:numId w:val="1088"/>
+          <w:numId w:val="1089"/>
         </w:numPr>
       </w:pPr>
       <w:r>
@@ -16551,7 +16919,7 @@
         <w:pStyle w:val="Compact"/>
         <w:numPr>
           <w:ilvl w:val="1"/>
-          <w:numId w:val="1089"/>
+          <w:numId w:val="1090"/>
         </w:numPr>
       </w:pPr>
       <w:r>
@@ -16563,7 +16931,7 @@
         <w:pStyle w:val="Compact"/>
         <w:numPr>
           <w:ilvl w:val="1"/>
-          <w:numId w:val="1089"/>
+          <w:numId w:val="1090"/>
         </w:numPr>
       </w:pPr>
       <w:r>
@@ -16591,7 +16959,7 @@
         <w:pStyle w:val="Compact"/>
         <w:numPr>
           <w:ilvl w:val="1"/>
-          <w:numId w:val="1089"/>
+          <w:numId w:val="1090"/>
         </w:numPr>
       </w:pPr>
       <w:r>
@@ -16616,7 +16984,7 @@
         <w:pStyle w:val="Compact"/>
         <w:numPr>
           <w:ilvl w:val="1"/>
-          <w:numId w:val="1089"/>
+          <w:numId w:val="1090"/>
         </w:numPr>
       </w:pPr>
       <w:r>
@@ -17257,79 +17625,11 @@
         <w:pStyle w:val="Compact"/>
         <w:numPr>
           <w:ilvl w:val="0"/>
-          <w:numId w:val="1090"/>
+          <w:numId w:val="1091"/>
         </w:numPr>
       </w:pPr>
       <w:r>
         <w:t xml:space="preserve">기존 기준(0.5)도 9월에는 85.1%로 아슬아슬하게 넘었습니다. 8월에는 82.2%였습니다. 달마다 흔들리는 폭이 있어서, 0.6으로 올리면 여유가 약 4%p 생깁니다.</w:t>
-      </w:r>
-    </w:p>
-    <w:p>
-      <w:pPr>
-        <w:pStyle w:val="Compact"/>
-        <w:numPr>
-          <w:ilvl w:val="0"/>
-          <w:numId w:val="1090"/>
-        </w:numPr>
-      </w:pPr>
-      <w:r>
-        <w:t xml:space="preserve">9월, 선택안의 허용도별 결과(활발 / 혼잡 약속): 붐벼도 90.7% / 100%, 적당 89.2% / 94.8%,</w:t>
-      </w:r>
-      <w:r>
-        <w:t xml:space="preserve"> </w:t>
-      </w:r>
-      <w:r>
-        <w:rPr>
-          <w:b/>
-          <w:bCs/>
-        </w:rPr>
-        <w:t xml:space="preserve">한적 86.8% / 79.5%</w:t>
-      </w:r>
-      <w:r>
-        <w:t xml:space="preserve">.</w:t>
-      </w:r>
-      <w:r>
-        <w:t xml:space="preserve"> </w:t>
-      </w:r>
-      <w:r>
-        <w:t xml:space="preserve">“최대한 한적하게”</w:t>
-      </w:r>
-      <w:r>
-        <w:t xml:space="preserve">의 혼잡 약속이 약한 것은 다른 목적과 같습니다.</w:t>
-      </w:r>
-    </w:p>
-    <w:bookmarkEnd w:id="55"/>
-    <w:bookmarkStart w:id="56" w:name="X01c156aab384236bd37ad132f7af847212ba01f"/>
-    <w:p>
-      <w:pPr>
-        <w:pStyle w:val="Heading3"/>
-      </w:pPr>
-      <w:r>
-        <w:t xml:space="preserve">실험 11.</w:t>
-      </w:r>
-      <w:r>
-        <w:t xml:space="preserve"> </w:t>
-      </w:r>
-      <w:r>
-        <w:t xml:space="preserve">“최대한 한적하게”</w:t>
-      </w:r>
-      <w:r>
-        <w:t xml:space="preserve"> </w:t>
-      </w:r>
-      <w:r>
-        <w:t xml:space="preserve">보강 시도 (E3c,</w:t>
-      </w:r>
-      <w:r>
-        <w:t xml:space="preserve"> </w:t>
-      </w:r>
-      <w:r>
-        <w:rPr>
-          <w:rStyle w:val="VerbatimChar"/>
-        </w:rPr>
-        <w:t xml:space="preserve">exp_e3c_calm.py</w:t>
-      </w:r>
-      <w:r>
-        <w:t xml:space="preserve">)</w:t>
       </w:r>
     </w:p>
     <w:p>
@@ -17341,6 +17641,74 @@
         </w:numPr>
       </w:pPr>
       <w:r>
+        <w:t xml:space="preserve">9월, 선택안의 허용도별 결과(활발 / 혼잡 약속): 붐벼도 90.7% / 100%, 적당 89.2% / 94.8%,</w:t>
+      </w:r>
+      <w:r>
+        <w:t xml:space="preserve"> </w:t>
+      </w:r>
+      <w:r>
+        <w:rPr>
+          <w:b/>
+          <w:bCs/>
+        </w:rPr>
+        <w:t xml:space="preserve">한적 86.8% / 79.5%</w:t>
+      </w:r>
+      <w:r>
+        <w:t xml:space="preserve">.</w:t>
+      </w:r>
+      <w:r>
+        <w:t xml:space="preserve"> </w:t>
+      </w:r>
+      <w:r>
+        <w:t xml:space="preserve">“최대한 한적하게”</w:t>
+      </w:r>
+      <w:r>
+        <w:t xml:space="preserve">의 혼잡 약속이 약한 것은 다른 목적과 같습니다.</w:t>
+      </w:r>
+    </w:p>
+    <w:bookmarkEnd w:id="56"/>
+    <w:bookmarkStart w:id="57" w:name="X01c156aab384236bd37ad132f7af847212ba01f"/>
+    <w:p>
+      <w:pPr>
+        <w:pStyle w:val="Heading3"/>
+      </w:pPr>
+      <w:r>
+        <w:t xml:space="preserve">실험 11.</w:t>
+      </w:r>
+      <w:r>
+        <w:t xml:space="preserve"> </w:t>
+      </w:r>
+      <w:r>
+        <w:t xml:space="preserve">“최대한 한적하게”</w:t>
+      </w:r>
+      <w:r>
+        <w:t xml:space="preserve"> </w:t>
+      </w:r>
+      <w:r>
+        <w:t xml:space="preserve">보강 시도 (E3c,</w:t>
+      </w:r>
+      <w:r>
+        <w:t xml:space="preserve"> </w:t>
+      </w:r>
+      <w:r>
+        <w:rPr>
+          <w:rStyle w:val="VerbatimChar"/>
+        </w:rPr>
+        <w:t xml:space="preserve">exp_e3c_calm.py</w:t>
+      </w:r>
+      <w:r>
+        <w:t xml:space="preserve">)</w:t>
+      </w:r>
+    </w:p>
+    <w:p>
+      <w:pPr>
+        <w:pStyle w:val="Compact"/>
+        <w:numPr>
+          <w:ilvl w:val="0"/>
+          <w:numId w:val="1092"/>
+        </w:numPr>
+      </w:pPr>
+      <w:r>
         <w:rPr>
           <w:b/>
           <w:bCs/>
@@ -17353,7 +17721,7 @@
         <w:pStyle w:val="Compact"/>
         <w:numPr>
           <w:ilvl w:val="1"/>
-          <w:numId w:val="1092"/>
+          <w:numId w:val="1093"/>
         </w:numPr>
       </w:pPr>
       <w:r>
@@ -17365,55 +17733,55 @@
         <w:pStyle w:val="Compact"/>
         <w:numPr>
           <w:ilvl w:val="2"/>
+          <w:numId w:val="1094"/>
+        </w:numPr>
+      </w:pPr>
+      <w:r>
+        <w:t xml:space="preserve">c0 현재: 점수 a − 0.6·L</w:t>
+      </w:r>
+    </w:p>
+    <w:p>
+      <w:pPr>
+        <w:pStyle w:val="Compact"/>
+        <w:numPr>
+          <w:ilvl w:val="2"/>
+          <w:numId w:val="1094"/>
+        </w:numPr>
+      </w:pPr>
+      <w:r>
+        <w:t xml:space="preserve">c1: 점수 a − 1.0·L</w:t>
+      </w:r>
+    </w:p>
+    <w:p>
+      <w:pPr>
+        <w:pStyle w:val="Compact"/>
+        <w:numPr>
+          <w:ilvl w:val="2"/>
+          <w:numId w:val="1094"/>
+        </w:numPr>
+      </w:pPr>
+      <w:r>
+        <w:t xml:space="preserve">c2: 예측 단계 1 이하만 후보</w:t>
+      </w:r>
+    </w:p>
+    <w:p>
+      <w:pPr>
+        <w:pStyle w:val="Compact"/>
+        <w:numPr>
+          <w:ilvl w:val="2"/>
+          <w:numId w:val="1094"/>
+        </w:numPr>
+      </w:pPr>
+      <w:r>
+        <w:t xml:space="preserve">c3: 예측 단계 0이 있으면 0만, 없으면 1 이하</w:t>
+      </w:r>
+    </w:p>
+    <w:p>
+      <w:pPr>
+        <w:pStyle w:val="Compact"/>
+        <w:numPr>
+          <w:ilvl w:val="1"/>
           <w:numId w:val="1093"/>
-        </w:numPr>
-      </w:pPr>
-      <w:r>
-        <w:t xml:space="preserve">c0 현재: 점수 a − 0.6·L</w:t>
-      </w:r>
-    </w:p>
-    <w:p>
-      <w:pPr>
-        <w:pStyle w:val="Compact"/>
-        <w:numPr>
-          <w:ilvl w:val="2"/>
-          <w:numId w:val="1093"/>
-        </w:numPr>
-      </w:pPr>
-      <w:r>
-        <w:t xml:space="preserve">c1: 점수 a − 1.0·L</w:t>
-      </w:r>
-    </w:p>
-    <w:p>
-      <w:pPr>
-        <w:pStyle w:val="Compact"/>
-        <w:numPr>
-          <w:ilvl w:val="2"/>
-          <w:numId w:val="1093"/>
-        </w:numPr>
-      </w:pPr>
-      <w:r>
-        <w:t xml:space="preserve">c2: 예측 단계 1 이하만 후보</w:t>
-      </w:r>
-    </w:p>
-    <w:p>
-      <w:pPr>
-        <w:pStyle w:val="Compact"/>
-        <w:numPr>
-          <w:ilvl w:val="2"/>
-          <w:numId w:val="1093"/>
-        </w:numPr>
-      </w:pPr>
-      <w:r>
-        <w:t xml:space="preserve">c3: 예측 단계 0이 있으면 0만, 없으면 1 이하</w:t>
-      </w:r>
-    </w:p>
-    <w:p>
-      <w:pPr>
-        <w:pStyle w:val="Compact"/>
-        <w:numPr>
-          <w:ilvl w:val="1"/>
-          <w:numId w:val="1092"/>
         </w:numPr>
       </w:pPr>
       <w:r>
@@ -17840,7 +18208,7 @@
         <w:pStyle w:val="Compact"/>
         <w:numPr>
           <w:ilvl w:val="0"/>
-          <w:numId w:val="1094"/>
+          <w:numId w:val="1095"/>
         </w:numPr>
       </w:pPr>
       <w:r>
@@ -17862,7 +18230,7 @@
         <w:pStyle w:val="Compact"/>
         <w:numPr>
           <w:ilvl w:val="0"/>
-          <w:numId w:val="1094"/>
+          <w:numId w:val="1095"/>
         </w:numPr>
       </w:pPr>
       <w:r>
@@ -17891,8 +18259,8 @@
         <w:t xml:space="preserve">자체가 드물다는 뜻입니다.</w:t>
       </w:r>
     </w:p>
-    <w:bookmarkEnd w:id="56"/>
-    <w:bookmarkStart w:id="57" w:name="X6b9ed591f638952e3086198dee5e82b995673b4"/>
+    <w:bookmarkEnd w:id="57"/>
+    <w:bookmarkStart w:id="58" w:name="X6b9ed591f638952e3086198dee5e82b995673b4"/>
     <w:p>
       <w:pPr>
         <w:pStyle w:val="Heading3"/>
@@ -18287,7 +18655,7 @@
         <w:pStyle w:val="Compact"/>
         <w:numPr>
           <w:ilvl w:val="0"/>
-          <w:numId w:val="1095"/>
+          <w:numId w:val="1096"/>
         </w:numPr>
       </w:pPr>
       <w:r>
@@ -18607,8 +18975,8 @@
         <w:t xml:space="preserve">- 102곳 중 71%에서 모델이 기준값보다 나았습니다.</w:t>
       </w:r>
     </w:p>
-    <w:bookmarkEnd w:id="57"/>
-    <w:bookmarkStart w:id="58" w:name="Xb9928520b543bb1da1b0896cc081be52de4f211"/>
+    <w:bookmarkEnd w:id="58"/>
+    <w:bookmarkStart w:id="59" w:name="Xb9928520b543bb1da1b0896cc081be52de4f211"/>
     <w:p>
       <w:pPr>
         <w:pStyle w:val="Heading3"/>
@@ -18643,7 +19011,7 @@
         <w:pStyle w:val="Compact"/>
         <w:numPr>
           <w:ilvl w:val="0"/>
-          <w:numId w:val="1096"/>
+          <w:numId w:val="1097"/>
         </w:numPr>
       </w:pPr>
       <w:r>
@@ -18665,7 +19033,7 @@
         <w:pStyle w:val="Compact"/>
         <w:numPr>
           <w:ilvl w:val="0"/>
-          <w:numId w:val="1096"/>
+          <w:numId w:val="1097"/>
         </w:numPr>
       </w:pPr>
       <w:r>
@@ -18687,7 +19055,7 @@
         <w:pStyle w:val="Compact"/>
         <w:numPr>
           <w:ilvl w:val="0"/>
-          <w:numId w:val="1096"/>
+          <w:numId w:val="1097"/>
         </w:numPr>
       </w:pPr>
       <w:r>
@@ -18721,7 +19089,7 @@
         <w:pStyle w:val="Compact"/>
         <w:numPr>
           <w:ilvl w:val="0"/>
-          <w:numId w:val="1096"/>
+          <w:numId w:val="1097"/>
         </w:numPr>
       </w:pPr>
       <w:r>
@@ -21443,15 +21811,15 @@
         <w:pStyle w:val="Compact"/>
         <w:numPr>
           <w:ilvl w:val="0"/>
-          <w:numId w:val="1097"/>
+          <w:numId w:val="1098"/>
         </w:numPr>
       </w:pPr>
       <w:r>
         <w:t xml:space="preserve">결과: 통과 16, 경계 15, 실패 13</w:t>
       </w:r>
     </w:p>
-    <w:bookmarkEnd w:id="58"/>
-    <w:bookmarkStart w:id="59" w:name="Xab7971acc25ced2c02491336183d6b889af7b00"/>
+    <w:bookmarkEnd w:id="59"/>
+    <w:bookmarkStart w:id="60" w:name="Xab7971acc25ced2c02491336183d6b889af7b00"/>
     <w:p>
       <w:pPr>
         <w:pStyle w:val="Heading3"/>
@@ -21914,7 +22282,7 @@
         <w:pStyle w:val="Compact"/>
         <w:numPr>
           <w:ilvl w:val="0"/>
-          <w:numId w:val="1098"/>
+          <w:numId w:val="1099"/>
         </w:numPr>
       </w:pPr>
       <w:r>
@@ -21926,7 +22294,7 @@
         <w:pStyle w:val="Compact"/>
         <w:numPr>
           <w:ilvl w:val="0"/>
-          <w:numId w:val="1098"/>
+          <w:numId w:val="1099"/>
         </w:numPr>
       </w:pPr>
       <w:r>
@@ -22017,84 +22385,23 @@
         </w:pict>
       </w:r>
     </w:p>
-    <w:bookmarkEnd w:id="59"/>
-    <w:bookmarkStart w:id="60" w:name="한계"/>
+    <w:bookmarkEnd w:id="60"/>
+    <w:bookmarkStart w:id="61" w:name="Xab5cf7c2634c277fd65932871552dd78cb4ebdf"/>
     <w:p>
       <w:pPr>
         <w:pStyle w:val="Heading3"/>
       </w:pPr>
       <w:r>
-        <w:t xml:space="preserve">한계</w:t>
-      </w:r>
-    </w:p>
-    <w:p>
-      <w:pPr>
-        <w:pStyle w:val="Compact"/>
-        <w:numPr>
-          <w:ilvl w:val="0"/>
-          <w:numId w:val="1099"/>
-        </w:numPr>
-      </w:pPr>
-      <w:r>
-        <w:t xml:space="preserve">정답(실시간 기록)은 2026-05-11부터만 있어서 1년 단위 검증을 할 수 없습니다.</w:t>
-      </w:r>
-    </w:p>
-    <w:p>
-      <w:pPr>
-        <w:pStyle w:val="Compact"/>
-        <w:numPr>
-          <w:ilvl w:val="0"/>
-          <w:numId w:val="1099"/>
-        </w:numPr>
-      </w:pPr>
-      <w:r>
-        <w:t xml:space="preserve">분석 코드가 30분 단위 관측 시각을 가까운 짝수 시로 반올림했습니다(10:30 → 10시, 11:30 → 12시). 그래서 홀수 시가 비어 있었고, 백테스트는 그 빈칸을 앞뒤 값으로 메워 썼습니다. 부록의 수치는 모두 이 격자 기준입니다. 운영 엔진은 시각 구간 평균(내림)으로 바로잡고, 같은 평가를 새 격자로 다시 돌려 결과를 비교합니다(SOW-M2 B-3).</w:t>
-      </w:r>
-    </w:p>
-    <w:p>
-      <w:pPr>
-        <w:pStyle w:val="Compact"/>
-        <w:numPr>
-          <w:ilvl w:val="0"/>
-          <w:numId w:val="1099"/>
-        </w:numPr>
-      </w:pPr>
-      <w:r>
-        <w:t xml:space="preserve">집계구 경계 파일의 코드는 약 82%만 일치합니다. 일치하는 집계구가 면적의 80% 이상을 덮는 장소만 평가했습니다.</w:t>
-      </w:r>
-    </w:p>
-    <w:p>
-      <w:pPr>
-        <w:pStyle w:val="Compact"/>
-        <w:numPr>
-          <w:ilvl w:val="0"/>
-          <w:numId w:val="1099"/>
-        </w:numPr>
-      </w:pPr>
-      <w:r>
-        <w:t xml:space="preserve">결제 데이터는 한 카드사 표본이라 상대적인 활동량으로만 씁니다.</w:t>
-      </w:r>
-    </w:p>
-    <w:p>
-      <w:pPr>
-        <w:pStyle w:val="Compact"/>
-        <w:numPr>
-          <w:ilvl w:val="0"/>
-          <w:numId w:val="1099"/>
-        </w:numPr>
-      </w:pPr>
-      <w:r>
-        <w:t xml:space="preserve">공휴일 목록은 직접 입력했습니다(2023~2026년 대체공휴일·임시공휴일 포함).</w:t>
-      </w:r>
-    </w:p>
-    <w:bookmarkEnd w:id="60"/>
-    <w:bookmarkStart w:id="77" w:name="bm-참고-출처"/>
-    <w:p>
-      <w:pPr>
-        <w:pStyle w:val="Heading3"/>
-      </w:pPr>
-      <w:r>
-        <w:t xml:space="preserve">BM 참고 출처</w:t>
+        <w:t xml:space="preserve">실험 15. 추천 창 규칙 재판정 (</w:t>
+      </w:r>
+      <w:r>
+        <w:rPr>
+          <w:rStyle w:val="VerbatimChar"/>
+        </w:rPr>
+        <w:t xml:space="preserve">exp_e15_window_rule.py</w:t>
+      </w:r>
+      <w:r>
+        <w:t xml:space="preserve">)</w:t>
       </w:r>
     </w:p>
     <w:p>
@@ -22106,12 +22413,761 @@
         </w:numPr>
       </w:pPr>
       <w:r>
+        <w:rPr>
+          <w:b/>
+          <w:bCs/>
+        </w:rPr>
+        <w:t xml:space="preserve">방법:</w:t>
+      </w:r>
+      <w:r>
+        <w:t xml:space="preserve"> </w:t>
+      </w:r>
+      <w:r>
+        <w:t xml:space="preserve">실험 11과 같은 조건(A1, 2026-08-01~09-29, 명절 제외, 3일 전 정보). 세 규칙 비교: 연구 규칙(활발한 시간 전체에서 선택), 운영 규칙(활발하고 허용도 안인 시간에서만 선택), 연구 규칙으로 고른 뒤 허용도를 넘는 창만 버리기. 판정과 채택 규칙은 실행 전 고정</w:t>
+      </w:r>
+    </w:p>
+    <w:p>
+      <w:pPr>
+        <w:pStyle w:val="Compact"/>
+        <w:numPr>
+          <w:ilvl w:val="0"/>
+          <w:numId w:val="1100"/>
+        </w:numPr>
+      </w:pPr>
+      <w:r>
+        <w:rPr>
+          <w:b/>
+          <w:bCs/>
+        </w:rPr>
+        <w:t xml:space="preserve">결과 (운영 규칙, 전체 A1)</w:t>
+      </w:r>
+    </w:p>
+    <w:tbl>
+      <w:tblPr>
+        <w:tblStyle w:val="Table"/>
+        <w:tblW w:type="auto" w:w="0"/>
+        <w:tblLook w:firstRow="1" w:lastRow="0" w:firstColumn="0" w:lastColumn="0" w:noHBand="0" w:noVBand="0" w:val="0020"/>
+      </w:tblPr>
+      <w:tblGrid>
+        <w:gridCol w:w="1584"/>
+        <w:gridCol w:w="1584"/>
+        <w:gridCol w:w="1584"/>
+        <w:gridCol w:w="1584"/>
+        <w:gridCol w:w="1584"/>
+      </w:tblGrid>
+      <w:tr>
+        <w:trPr>
+          <w:tblHeader w:val="on"/>
+        </w:trPr>
+        <w:tc>
+          <w:tcPr/>
+          <w:p>
+            <w:pPr>
+              <w:pStyle w:val="Compact"/>
+            </w:pPr>
+            <w:r>
+              <w:t xml:space="preserve">조합</w:t>
+            </w:r>
+          </w:p>
+        </w:tc>
+        <w:tc>
+          <w:tcPr/>
+          <w:p>
+            <w:pPr>
+              <w:pStyle w:val="Compact"/>
+            </w:pPr>
+            <w:r>
+              <w:t xml:space="preserve">활발</w:t>
+            </w:r>
+          </w:p>
+        </w:tc>
+        <w:tc>
+          <w:tcPr/>
+          <w:p>
+            <w:pPr>
+              <w:pStyle w:val="Compact"/>
+            </w:pPr>
+            <w:r>
+              <w:t xml:space="preserve">혼잡 약속</w:t>
+            </w:r>
+          </w:p>
+        </w:tc>
+        <w:tc>
+          <w:tcPr/>
+          <w:p>
+            <w:pPr>
+              <w:pStyle w:val="Compact"/>
+            </w:pPr>
+            <w:r>
+              <w:t xml:space="preserve">추천이 나온 날</w:t>
+            </w:r>
+          </w:p>
+        </w:tc>
+        <w:tc>
+          <w:tcPr/>
+          <w:p>
+            <w:pPr>
+              <w:pStyle w:val="Compact"/>
+            </w:pPr>
+            <w:r>
+              <w:t xml:space="preserve">판정</w:t>
+            </w:r>
+          </w:p>
+        </w:tc>
+      </w:tr>
+      <w:tr>
+        <w:tc>
+          <w:tcPr/>
+          <w:p>
+            <w:pPr>
+              <w:pStyle w:val="Compact"/>
+            </w:pPr>
+            <w:r>
+              <w:t xml:space="preserve">구경 / 한적</w:t>
+            </w:r>
+          </w:p>
+        </w:tc>
+        <w:tc>
+          <w:tcPr/>
+          <w:p>
+            <w:pPr>
+              <w:pStyle w:val="Compact"/>
+            </w:pPr>
+            <w:r>
+              <w:t xml:space="preserve">84.4% (81.5~87.2)</w:t>
+            </w:r>
+          </w:p>
+        </w:tc>
+        <w:tc>
+          <w:tcPr/>
+          <w:p>
+            <w:pPr>
+              <w:pStyle w:val="Compact"/>
+            </w:pPr>
+            <w:r>
+              <w:t xml:space="preserve">95.0%</w:t>
+            </w:r>
+          </w:p>
+        </w:tc>
+        <w:tc>
+          <w:tcPr/>
+          <w:p>
+            <w:pPr>
+              <w:pStyle w:val="Compact"/>
+            </w:pPr>
+            <w:r>
+              <w:t xml:space="preserve">82.9%</w:t>
+            </w:r>
+          </w:p>
+        </w:tc>
+        <w:tc>
+          <w:tcPr/>
+          <w:p>
+            <w:pPr>
+              <w:pStyle w:val="Compact"/>
+            </w:pPr>
+            <w:r>
+              <w:t xml:space="preserve">실패 → 끔</w:t>
+            </w:r>
+          </w:p>
+        </w:tc>
+      </w:tr>
+      <w:tr>
+        <w:tc>
+          <w:tcPr/>
+          <w:p>
+            <w:pPr>
+              <w:pStyle w:val="Compact"/>
+            </w:pPr>
+            <w:r>
+              <w:t xml:space="preserve">구경 / 적당</w:t>
+            </w:r>
+          </w:p>
+        </w:tc>
+        <w:tc>
+          <w:tcPr/>
+          <w:p>
+            <w:pPr>
+              <w:pStyle w:val="Compact"/>
+            </w:pPr>
+            <w:r>
+              <w:t xml:space="preserve">90.3% (88.0~92.3)</w:t>
+            </w:r>
+          </w:p>
+        </w:tc>
+        <w:tc>
+          <w:tcPr/>
+          <w:p>
+            <w:pPr>
+              <w:pStyle w:val="Compact"/>
+            </w:pPr>
+            <w:r>
+              <w:t xml:space="preserve">98.5%</w:t>
+            </w:r>
+          </w:p>
+        </w:tc>
+        <w:tc>
+          <w:tcPr/>
+          <w:p>
+            <w:pPr>
+              <w:pStyle w:val="Compact"/>
+            </w:pPr>
+            <w:r>
+              <w:t xml:space="preserve">95.8%</w:t>
+            </w:r>
+          </w:p>
+        </w:tc>
+        <w:tc>
+          <w:tcPr/>
+          <w:p>
+            <w:pPr>
+              <w:pStyle w:val="Compact"/>
+            </w:pPr>
+            <w:r>
+              <w:t xml:space="preserve">통과</w:t>
+            </w:r>
+          </w:p>
+        </w:tc>
+      </w:tr>
+      <w:tr>
+        <w:tc>
+          <w:tcPr/>
+          <w:p>
+            <w:pPr>
+              <w:pStyle w:val="Compact"/>
+            </w:pPr>
+            <w:r>
+              <w:t xml:space="preserve">구경 / 붐벼도</w:t>
+            </w:r>
+          </w:p>
+        </w:tc>
+        <w:tc>
+          <w:tcPr/>
+          <w:p>
+            <w:pPr>
+              <w:pStyle w:val="Compact"/>
+            </w:pPr>
+            <w:r>
+              <w:t xml:space="preserve">94.2% (92.4~95.8)</w:t>
+            </w:r>
+          </w:p>
+        </w:tc>
+        <w:tc>
+          <w:tcPr/>
+          <w:p>
+            <w:pPr>
+              <w:pStyle w:val="Compact"/>
+            </w:pPr>
+            <w:r>
+              <w:t xml:space="preserve">판정 안 함</w:t>
+            </w:r>
+          </w:p>
+        </w:tc>
+        <w:tc>
+          <w:tcPr/>
+          <w:p>
+            <w:pPr>
+              <w:pStyle w:val="Compact"/>
+            </w:pPr>
+            <w:r>
+              <w:t xml:space="preserve">100%</w:t>
+            </w:r>
+          </w:p>
+        </w:tc>
+        <w:tc>
+          <w:tcPr/>
+          <w:p>
+            <w:pPr>
+              <w:pStyle w:val="Compact"/>
+            </w:pPr>
+            <w:r>
+              <w:t xml:space="preserve">통과</w:t>
+            </w:r>
+          </w:p>
+        </w:tc>
+      </w:tr>
+      <w:tr>
+        <w:tc>
+          <w:tcPr/>
+          <w:p>
+            <w:pPr>
+              <w:pStyle w:val="Compact"/>
+            </w:pPr>
+            <w:r>
+              <w:t xml:space="preserve">맛집 / 적당</w:t>
+            </w:r>
+          </w:p>
+        </w:tc>
+        <w:tc>
+          <w:tcPr/>
+          <w:p>
+            <w:pPr>
+              <w:pStyle w:val="Compact"/>
+            </w:pPr>
+            <w:r>
+              <w:t xml:space="preserve">91.6% (89.5~93.4)</w:t>
+            </w:r>
+          </w:p>
+        </w:tc>
+        <w:tc>
+          <w:tcPr/>
+          <w:p>
+            <w:pPr>
+              <w:pStyle w:val="Compact"/>
+            </w:pPr>
+            <w:r>
+              <w:t xml:space="preserve">98.6%</w:t>
+            </w:r>
+          </w:p>
+        </w:tc>
+        <w:tc>
+          <w:tcPr/>
+          <w:p>
+            <w:pPr>
+              <w:pStyle w:val="Compact"/>
+            </w:pPr>
+            <w:r>
+              <w:t xml:space="preserve">94.0%</w:t>
+            </w:r>
+          </w:p>
+        </w:tc>
+        <w:tc>
+          <w:tcPr/>
+          <w:p>
+            <w:pPr>
+              <w:pStyle w:val="Compact"/>
+            </w:pPr>
+            <w:r>
+              <w:t xml:space="preserve">통과</w:t>
+            </w:r>
+          </w:p>
+        </w:tc>
+      </w:tr>
+      <w:tr>
+        <w:tc>
+          <w:tcPr/>
+          <w:p>
+            <w:pPr>
+              <w:pStyle w:val="Compact"/>
+            </w:pPr>
+            <w:r>
+              <w:t xml:space="preserve">맛집 / 붐벼도</w:t>
+            </w:r>
+          </w:p>
+        </w:tc>
+        <w:tc>
+          <w:tcPr/>
+          <w:p>
+            <w:pPr>
+              <w:pStyle w:val="Compact"/>
+            </w:pPr>
+            <w:r>
+              <w:t xml:space="preserve">94.5% (92.6~96.2)</w:t>
+            </w:r>
+          </w:p>
+        </w:tc>
+        <w:tc>
+          <w:tcPr/>
+          <w:p>
+            <w:pPr>
+              <w:pStyle w:val="Compact"/>
+            </w:pPr>
+            <w:r>
+              <w:t xml:space="preserve">판정 안 함</w:t>
+            </w:r>
+          </w:p>
+        </w:tc>
+        <w:tc>
+          <w:tcPr/>
+          <w:p>
+            <w:pPr>
+              <w:pStyle w:val="Compact"/>
+            </w:pPr>
+            <w:r>
+              <w:t xml:space="preserve">99.5%</w:t>
+            </w:r>
+          </w:p>
+        </w:tc>
+        <w:tc>
+          <w:tcPr/>
+          <w:p>
+            <w:pPr>
+              <w:pStyle w:val="Compact"/>
+            </w:pPr>
+            <w:r>
+              <w:t xml:space="preserve">통과</w:t>
+            </w:r>
+          </w:p>
+        </w:tc>
+      </w:tr>
+      <w:tr>
+        <w:tc>
+          <w:tcPr/>
+          <w:p>
+            <w:pPr>
+              <w:pStyle w:val="Compact"/>
+            </w:pPr>
+            <w:r>
+              <w:t xml:space="preserve">쇼핑 / 적당</w:t>
+            </w:r>
+          </w:p>
+        </w:tc>
+        <w:tc>
+          <w:tcPr/>
+          <w:p>
+            <w:pPr>
+              <w:pStyle w:val="Compact"/>
+            </w:pPr>
+            <w:r>
+              <w:t xml:space="preserve">86.8% (84.5~88.9)</w:t>
+            </w:r>
+          </w:p>
+        </w:tc>
+        <w:tc>
+          <w:tcPr/>
+          <w:p>
+            <w:pPr>
+              <w:pStyle w:val="Compact"/>
+            </w:pPr>
+            <w:r>
+              <w:t xml:space="preserve">98.4%</w:t>
+            </w:r>
+          </w:p>
+        </w:tc>
+        <w:tc>
+          <w:tcPr/>
+          <w:p>
+            <w:pPr>
+              <w:pStyle w:val="Compact"/>
+            </w:pPr>
+            <w:r>
+              <w:t xml:space="preserve">92.0%</w:t>
+            </w:r>
+          </w:p>
+        </w:tc>
+        <w:tc>
+          <w:tcPr/>
+          <w:p>
+            <w:pPr>
+              <w:pStyle w:val="Compact"/>
+            </w:pPr>
+            <w:r>
+              <w:t xml:space="preserve">경계 → 참고용</w:t>
+            </w:r>
+          </w:p>
+        </w:tc>
+      </w:tr>
+      <w:tr>
+        <w:tc>
+          <w:tcPr/>
+          <w:p>
+            <w:pPr>
+              <w:pStyle w:val="Compact"/>
+            </w:pPr>
+            <w:r>
+              <w:t xml:space="preserve">쇼핑 / 붐벼도</w:t>
+            </w:r>
+          </w:p>
+        </w:tc>
+        <w:tc>
+          <w:tcPr/>
+          <w:p>
+            <w:pPr>
+              <w:pStyle w:val="Compact"/>
+            </w:pPr>
+            <w:r>
+              <w:t xml:space="preserve">88.8% (86.7~90.8)</w:t>
+            </w:r>
+          </w:p>
+        </w:tc>
+        <w:tc>
+          <w:tcPr/>
+          <w:p>
+            <w:pPr>
+              <w:pStyle w:val="Compact"/>
+            </w:pPr>
+            <w:r>
+              <w:t xml:space="preserve">판정 안 함</w:t>
+            </w:r>
+          </w:p>
+        </w:tc>
+        <w:tc>
+          <w:tcPr/>
+          <w:p>
+            <w:pPr>
+              <w:pStyle w:val="Compact"/>
+            </w:pPr>
+            <w:r>
+              <w:t xml:space="preserve">96.9%</w:t>
+            </w:r>
+          </w:p>
+        </w:tc>
+        <w:tc>
+          <w:tcPr/>
+          <w:p>
+            <w:pPr>
+              <w:pStyle w:val="Compact"/>
+            </w:pPr>
+            <w:r>
+              <w:t xml:space="preserve">통과</w:t>
+            </w:r>
+          </w:p>
+        </w:tc>
+      </w:tr>
+    </w:tbl>
+    <w:p>
+      <w:pPr>
+        <w:pStyle w:val="Compact"/>
+        <w:numPr>
+          <w:ilvl w:val="0"/>
+          <w:numId w:val="1101"/>
+        </w:numPr>
+      </w:pPr>
+      <w:r>
+        <w:t xml:space="preserve">외국인 많은 장소: 켜기·끄기 표의 판정이 모두 유지</w:t>
+      </w:r>
+    </w:p>
+    <w:p>
+      <w:pPr>
+        <w:pStyle w:val="Compact"/>
+        <w:numPr>
+          <w:ilvl w:val="0"/>
+          <w:numId w:val="1101"/>
+        </w:numPr>
+      </w:pPr>
+      <w:r>
+        <w:t xml:space="preserve">세 번째 규칙은 두 조합이 나빠져 채택하지 않음</w:t>
+      </w:r>
+    </w:p>
+    <w:p>
+      <w:pPr>
+        <w:pStyle w:val="Compact"/>
+        <w:numPr>
+          <w:ilvl w:val="0"/>
+          <w:numId w:val="1101"/>
+        </w:numPr>
+      </w:pPr>
+      <w:r>
+        <w:t xml:space="preserve">결과 파일:</w:t>
+      </w:r>
+      <w:r>
+        <w:t xml:space="preserve"> </w:t>
+      </w:r>
+      <w:r>
+        <w:rPr>
+          <w:rStyle w:val="VerbatimChar"/>
+        </w:rPr>
+        <w:t xml:space="preserve">analysis/data/e15_verdict.csv</w:t>
+      </w:r>
+      <w:r>
+        <w:t xml:space="preserve">,</w:t>
+      </w:r>
+      <w:r>
+        <w:t xml:space="preserve"> </w:t>
+      </w:r>
+      <w:r>
+        <w:rPr>
+          <w:rStyle w:val="VerbatimChar"/>
+        </w:rPr>
+        <w:t xml:space="preserve">e15_log.txt</w:t>
+      </w:r>
+    </w:p>
+    <w:bookmarkEnd w:id="61"/>
+    <w:bookmarkStart w:id="62" w:name="Xfaab789dd8869a3a28ee6fd78db365739e73774"/>
+    <w:p>
+      <w:pPr>
+        <w:pStyle w:val="Heading3"/>
+      </w:pPr>
+      <w:r>
+        <w:t xml:space="preserve">실험 16. 홈</w:t>
+      </w:r>
+      <w:r>
+        <w:t xml:space="preserve"> </w:t>
+      </w:r>
+      <w:r>
+        <w:t xml:space="preserve">“지금 열려 있고 한산한 곳”</w:t>
+      </w:r>
+      <w:r>
+        <w:t xml:space="preserve">의 선택 기준 (</w:t>
+      </w:r>
+      <w:r>
+        <w:rPr>
+          <w:rStyle w:val="VerbatimChar"/>
+        </w:rPr>
+        <w:t xml:space="preserve">exp_e15_window_rule.py</w:t>
+      </w:r>
+      <w:r>
+        <w:t xml:space="preserve">)</w:t>
+      </w:r>
+    </w:p>
+    <w:p>
+      <w:pPr>
+        <w:pStyle w:val="Compact"/>
+        <w:numPr>
+          <w:ilvl w:val="0"/>
+          <w:numId w:val="1102"/>
+        </w:numPr>
+      </w:pPr>
+      <w:r>
+        <w:rPr>
+          <w:b/>
+          <w:bCs/>
+        </w:rPr>
+        <w:t xml:space="preserve">방법:</w:t>
+      </w:r>
+      <w:r>
+        <w:t xml:space="preserve"> </w:t>
+      </w:r>
+      <w:r>
+        <w:t xml:space="preserve">A1, 8~9월, 09~23시 중 실제 단계가 여유·보통인 시간. 평소 활동값(3일 전 기준 프로필)이 0.5 이상인 시간 가운데 실제 활동값이 0.5 이상이었던 비율</w:t>
+      </w:r>
+    </w:p>
+    <w:p>
+      <w:pPr>
+        <w:pStyle w:val="Compact"/>
+        <w:numPr>
+          <w:ilvl w:val="0"/>
+          <w:numId w:val="1102"/>
+        </w:numPr>
+      </w:pPr>
+      <w:r>
+        <w:rPr>
+          <w:b/>
+          <w:bCs/>
+        </w:rPr>
+        <w:t xml:space="preserve">결과:</w:t>
+      </w:r>
+      <w:r>
+        <w:t xml:space="preserve"> </w:t>
+      </w:r>
+      <w:r>
+        <w:t xml:space="preserve">84.2% (95% 신뢰구간 82.3~86.0%), 기준 85% 미달. 조건 없이 고르면 59.5%. 외국인 많은 장소를 빼도 84.5%</w:t>
+      </w:r>
+    </w:p>
+    <w:p>
+      <w:pPr>
+        <w:pStyle w:val="Compact"/>
+        <w:numPr>
+          <w:ilvl w:val="0"/>
+          <w:numId w:val="1102"/>
+        </w:numPr>
+      </w:pPr>
+      <w:r>
+        <w:rPr>
+          <w:b/>
+          <w:bCs/>
+        </w:rPr>
+        <w:t xml:space="preserve">대응:</w:t>
+      </w:r>
+      <w:r>
+        <w:t xml:space="preserve"> </w:t>
+      </w:r>
+      <w:r>
+        <w:t xml:space="preserve">평소 활동값 대신 실측 결제 활동으로 선택</w:t>
+      </w:r>
+    </w:p>
+    <w:p>
+      <w:r>
+        <w:pict>
+          <v:rect style="width:0;height:1.5pt" o:hralign="center" o:hrstd="t" o:hr="t"/>
+        </w:pict>
+      </w:r>
+    </w:p>
+    <w:bookmarkEnd w:id="62"/>
+    <w:bookmarkStart w:id="63" w:name="한계"/>
+    <w:p>
+      <w:pPr>
+        <w:pStyle w:val="Heading3"/>
+      </w:pPr>
+      <w:r>
+        <w:t xml:space="preserve">한계</w:t>
+      </w:r>
+    </w:p>
+    <w:p>
+      <w:pPr>
+        <w:pStyle w:val="Compact"/>
+        <w:numPr>
+          <w:ilvl w:val="0"/>
+          <w:numId w:val="1103"/>
+        </w:numPr>
+      </w:pPr>
+      <w:r>
+        <w:t xml:space="preserve">정답(실시간 기록)은 2026-05-11부터만 있어서 1년 단위 검증을 할 수 없습니다.</w:t>
+      </w:r>
+    </w:p>
+    <w:p>
+      <w:pPr>
+        <w:pStyle w:val="Compact"/>
+        <w:numPr>
+          <w:ilvl w:val="0"/>
+          <w:numId w:val="1103"/>
+        </w:numPr>
+      </w:pPr>
+      <w:r>
+        <w:t xml:space="preserve">분석 코드가 30분 단위 관측 시각을 가까운 짝수 시로 반올림했습니다(10:30 → 10시, 11:30 → 12시). 그래서 홀수 시가 비어 있었고, 백테스트는 그 빈칸을 앞뒤 값으로 메워 썼습니다. 부록의 수치는 모두 이 격자 기준입니다. 운영 엔진은 시각 구간 평균(내림)으로 바로잡고, 같은 평가를 새 격자로 다시 돌려 결과를 비교합니다(SOW-M2 B-3).</w:t>
+      </w:r>
+    </w:p>
+    <w:p>
+      <w:pPr>
+        <w:pStyle w:val="Compact"/>
+        <w:numPr>
+          <w:ilvl w:val="0"/>
+          <w:numId w:val="1103"/>
+        </w:numPr>
+      </w:pPr>
+      <w:r>
+        <w:t xml:space="preserve">집계구 경계 파일의 코드는 약 82%만 일치합니다. 일치하는 집계구가 면적의 80% 이상을 덮는 장소만 평가했습니다.</w:t>
+      </w:r>
+    </w:p>
+    <w:p>
+      <w:pPr>
+        <w:pStyle w:val="Compact"/>
+        <w:numPr>
+          <w:ilvl w:val="0"/>
+          <w:numId w:val="1103"/>
+        </w:numPr>
+      </w:pPr>
+      <w:r>
+        <w:t xml:space="preserve">결제 데이터는 한 카드사 표본이라 상대적인 활동량으로만 씁니다.</w:t>
+      </w:r>
+    </w:p>
+    <w:p>
+      <w:pPr>
+        <w:pStyle w:val="Compact"/>
+        <w:numPr>
+          <w:ilvl w:val="0"/>
+          <w:numId w:val="1103"/>
+        </w:numPr>
+      </w:pPr>
+      <w:r>
+        <w:t xml:space="preserve">공휴일 목록은 직접 입력했습니다(2023~2026년 대체공휴일·임시공휴일 포함). 2026년 노동절(5/1)과 제헌절(7/17)이 빠져 있었고, 부록의 수치는 이 목록 기준입니다. 운영 엔진은 특일 정보 API의 공휴일을 씁니다.</w:t>
+      </w:r>
+    </w:p>
+    <w:bookmarkEnd w:id="63"/>
+    <w:bookmarkStart w:id="80" w:name="bm-참고-출처"/>
+    <w:p>
+      <w:pPr>
+        <w:pStyle w:val="Heading3"/>
+      </w:pPr>
+      <w:r>
+        <w:t xml:space="preserve">BM 참고 출처</w:t>
+      </w:r>
+    </w:p>
+    <w:p>
+      <w:pPr>
+        <w:pStyle w:val="Compact"/>
+        <w:numPr>
+          <w:ilvl w:val="0"/>
+          <w:numId w:val="1104"/>
+        </w:numPr>
+      </w:pPr>
+      <w:r>
         <w:t xml:space="preserve">Eatigo (시간대 할인, 2023년 FunNow에 인수):</w:t>
       </w:r>
       <w:r>
         <w:t xml:space="preserve"> </w:t>
       </w:r>
-      <w:hyperlink r:id="rId61">
+      <w:hyperlink r:id="rId64">
         <w:r>
           <w:rPr>
             <w:rStyle w:val="Hyperlink"/>
@@ -22125,7 +23181,7 @@
       <w:r>
         <w:t xml:space="preserve"> </w:t>
       </w:r>
-      <w:hyperlink r:id="rId62">
+      <w:hyperlink r:id="rId65">
         <w:r>
           <w:rPr>
             <w:rStyle w:val="Hyperlink"/>
@@ -22139,7 +23195,7 @@
         <w:pStyle w:val="Compact"/>
         <w:numPr>
           <w:ilvl w:val="0"/>
-          <w:numId w:val="1100"/>
+          <w:numId w:val="1104"/>
         </w:numPr>
       </w:pPr>
       <w:r>
@@ -22148,7 +23204,7 @@
       <w:r>
         <w:t xml:space="preserve"> </w:t>
       </w:r>
-      <w:hyperlink r:id="rId63">
+      <w:hyperlink r:id="rId66">
         <w:r>
           <w:rPr>
             <w:rStyle w:val="Hyperlink"/>
@@ -22162,7 +23218,7 @@
         <w:pStyle w:val="Compact"/>
         <w:numPr>
           <w:ilvl w:val="0"/>
-          <w:numId w:val="1100"/>
+          <w:numId w:val="1104"/>
         </w:numPr>
       </w:pPr>
       <w:r>
@@ -22171,7 +23227,7 @@
       <w:r>
         <w:t xml:space="preserve"> </w:t>
       </w:r>
-      <w:hyperlink r:id="rId64">
+      <w:hyperlink r:id="rId67">
         <w:r>
           <w:rPr>
             <w:rStyle w:val="Hyperlink"/>
@@ -22185,7 +23241,7 @@
         <w:pStyle w:val="Compact"/>
         <w:numPr>
           <w:ilvl w:val="0"/>
-          <w:numId w:val="1100"/>
+          <w:numId w:val="1104"/>
         </w:numPr>
       </w:pPr>
       <w:r>
@@ -22194,7 +23250,7 @@
       <w:r>
         <w:t xml:space="preserve"> </w:t>
       </w:r>
-      <w:hyperlink r:id="rId65">
+      <w:hyperlink r:id="rId68">
         <w:r>
           <w:rPr>
             <w:rStyle w:val="Hyperlink"/>
@@ -22208,7 +23264,7 @@
         <w:pStyle w:val="Compact"/>
         <w:numPr>
           <w:ilvl w:val="0"/>
-          <w:numId w:val="1100"/>
+          <w:numId w:val="1104"/>
         </w:numPr>
       </w:pPr>
       <w:r>
@@ -22217,7 +23273,7 @@
       <w:r>
         <w:t xml:space="preserve"> </w:t>
       </w:r>
-      <w:hyperlink r:id="rId66">
+      <w:hyperlink r:id="rId69">
         <w:r>
           <w:rPr>
             <w:rStyle w:val="Hyperlink"/>
@@ -22231,7 +23287,7 @@
       <w:r>
         <w:t xml:space="preserve"> </w:t>
       </w:r>
-      <w:hyperlink r:id="rId67">
+      <w:hyperlink r:id="rId70">
         <w:r>
           <w:rPr>
             <w:rStyle w:val="Hyperlink"/>
@@ -22245,7 +23301,7 @@
         <w:pStyle w:val="Compact"/>
         <w:numPr>
           <w:ilvl w:val="0"/>
-          <w:numId w:val="1100"/>
+          <w:numId w:val="1104"/>
         </w:numPr>
       </w:pPr>
       <w:r>
@@ -22254,7 +23310,7 @@
       <w:r>
         <w:t xml:space="preserve"> </w:t>
       </w:r>
-      <w:hyperlink r:id="rId68">
+      <w:hyperlink r:id="rId71">
         <w:r>
           <w:rPr>
             <w:rStyle w:val="Hyperlink"/>
@@ -22268,7 +23324,7 @@
         <w:pStyle w:val="Compact"/>
         <w:numPr>
           <w:ilvl w:val="0"/>
-          <w:numId w:val="1100"/>
+          <w:numId w:val="1104"/>
         </w:numPr>
       </w:pPr>
       <w:r>
@@ -22277,7 +23333,7 @@
       <w:r>
         <w:t xml:space="preserve"> </w:t>
       </w:r>
-      <w:hyperlink r:id="rId69">
+      <w:hyperlink r:id="rId72">
         <w:r>
           <w:rPr>
             <w:rStyle w:val="Hyperlink"/>
@@ -22291,7 +23347,7 @@
         <w:pStyle w:val="Compact"/>
         <w:numPr>
           <w:ilvl w:val="0"/>
-          <w:numId w:val="1100"/>
+          <w:numId w:val="1104"/>
         </w:numPr>
       </w:pPr>
       <w:r>
@@ -22300,7 +23356,7 @@
       <w:r>
         <w:t xml:space="preserve"> </w:t>
       </w:r>
-      <w:hyperlink r:id="rId70">
+      <w:hyperlink r:id="rId73">
         <w:r>
           <w:rPr>
             <w:rStyle w:val="Hyperlink"/>
@@ -22314,7 +23370,7 @@
         <w:pStyle w:val="Compact"/>
         <w:numPr>
           <w:ilvl w:val="0"/>
-          <w:numId w:val="1100"/>
+          <w:numId w:val="1104"/>
         </w:numPr>
       </w:pPr>
       <w:r>
@@ -22323,7 +23379,7 @@
       <w:r>
         <w:t xml:space="preserve"> </w:t>
       </w:r>
-      <w:hyperlink r:id="rId71">
+      <w:hyperlink r:id="rId74">
         <w:r>
           <w:rPr>
             <w:rStyle w:val="Hyperlink"/>
@@ -22337,7 +23393,7 @@
         <w:pStyle w:val="Compact"/>
         <w:numPr>
           <w:ilvl w:val="0"/>
-          <w:numId w:val="1100"/>
+          <w:numId w:val="1104"/>
         </w:numPr>
       </w:pPr>
       <w:r>
@@ -22346,7 +23402,7 @@
       <w:r>
         <w:t xml:space="preserve"> </w:t>
       </w:r>
-      <w:hyperlink r:id="rId72">
+      <w:hyperlink r:id="rId75">
         <w:r>
           <w:rPr>
             <w:rStyle w:val="Hyperlink"/>
@@ -22360,7 +23416,7 @@
         <w:pStyle w:val="Compact"/>
         <w:numPr>
           <w:ilvl w:val="0"/>
-          <w:numId w:val="1100"/>
+          <w:numId w:val="1104"/>
         </w:numPr>
       </w:pPr>
       <w:r>
@@ -22369,7 +23425,7 @@
       <w:r>
         <w:t xml:space="preserve"> </w:t>
       </w:r>
-      <w:hyperlink r:id="rId73">
+      <w:hyperlink r:id="rId76">
         <w:r>
           <w:rPr>
             <w:rStyle w:val="Hyperlink"/>
@@ -22383,7 +23439,7 @@
         <w:pStyle w:val="Compact"/>
         <w:numPr>
           <w:ilvl w:val="0"/>
-          <w:numId w:val="1100"/>
+          <w:numId w:val="1104"/>
         </w:numPr>
       </w:pPr>
       <w:r>
@@ -22392,7 +23448,7 @@
       <w:r>
         <w:t xml:space="preserve"> </w:t>
       </w:r>
-      <w:hyperlink r:id="rId74">
+      <w:hyperlink r:id="rId77">
         <w:r>
           <w:rPr>
             <w:rStyle w:val="Hyperlink"/>
@@ -22406,7 +23462,7 @@
       <w:r>
         <w:t xml:space="preserve"> </w:t>
       </w:r>
-      <w:hyperlink r:id="rId75">
+      <w:hyperlink r:id="rId78">
         <w:r>
           <w:rPr>
             <w:rStyle w:val="Hyperlink"/>
@@ -22420,7 +23476,7 @@
         <w:pStyle w:val="Compact"/>
         <w:numPr>
           <w:ilvl w:val="0"/>
-          <w:numId w:val="1100"/>
+          <w:numId w:val="1104"/>
         </w:numPr>
       </w:pPr>
       <w:r>
@@ -22429,7 +23485,7 @@
       <w:r>
         <w:t xml:space="preserve"> </w:t>
       </w:r>
-      <w:hyperlink r:id="rId76">
+      <w:hyperlink r:id="rId79">
         <w:r>
           <w:rPr>
             <w:rStyle w:val="Hyperlink"/>
@@ -22438,9 +23494,9 @@
         </w:r>
       </w:hyperlink>
     </w:p>
-    <w:bookmarkEnd w:id="77"/>
-    <w:bookmarkEnd w:id="78"/>
-    <w:bookmarkEnd w:id="79"/>
+    <w:bookmarkEnd w:id="80"/>
+    <w:bookmarkEnd w:id="81"/>
+    <w:bookmarkEnd w:id="82"/>
     <w:sectPr>
       <w:footnotePr>
         <w:numRestart w:val="eachSect"/>
@@ -23179,6 +24235,18 @@
     <w:abstractNumId w:val="991"/>
   </w:num>
   <w:num w:numId="1100">
+    <w:abstractNumId w:val="991"/>
+  </w:num>
+  <w:num w:numId="1101">
+    <w:abstractNumId w:val="991"/>
+  </w:num>
+  <w:num w:numId="1102">
+    <w:abstractNumId w:val="991"/>
+  </w:num>
+  <w:num w:numId="1103">
+    <w:abstractNumId w:val="991"/>
+  </w:num>
+  <w:num w:numId="1104">
     <w:abstractNumId w:val="991"/>
   </w:num>
 </w:numbering>

--- a/UrbanPulse_서비스정의서.docx
+++ b/UrbanPulse_서비스정의서.docx
@@ -5468,6 +5468,117 @@
       </w:r>
       <w:r>
         <w:t xml:space="preserve">- 여행 일정 전체(여러 장소)를 한 번에 짜 주는 기능 (다음 버전 후보)</w:t>
+      </w:r>
+    </w:p>
+    <w:p>
+      <w:pPr>
+        <w:pStyle w:val="BodyText"/>
+      </w:pPr>
+      <w:r>
+        <w:rPr>
+          <w:b/>
+          <w:bCs/>
+        </w:rPr>
+        <w:t xml:space="preserve">향후 계획: 그 장소에서 할 만한 것 추천 (다음 버전 후보, 검증 전)</w:t>
+      </w:r>
+      <w:r>
+        <w:t xml:space="preserve"> </w:t>
+      </w:r>
+      <w:r>
+        <w:t xml:space="preserve">- 내용:</w:t>
+      </w:r>
+      <w:r>
+        <w:t xml:space="preserve"> </w:t>
+      </w:r>
+      <w:r>
+        <w:t xml:space="preserve">“언제 가면 좋은지”</w:t>
+      </w:r>
+      <w:r>
+        <w:t xml:space="preserve">에 이어</w:t>
+      </w:r>
+      <w:r>
+        <w:t xml:space="preserve"> </w:t>
+      </w:r>
+      <w:r>
+        <w:t xml:space="preserve">“그 시간에 가서 무엇을 하면 좋은지”</w:t>
+      </w:r>
+      <w:r>
+        <w:t xml:space="preserve">까지 제안</w:t>
+      </w:r>
+      <w:r>
+        <w:t xml:space="preserve"> </w:t>
+      </w:r>
+      <w:r>
+        <w:t xml:space="preserve">- 1단계(이미 모으는 데이터로 가능)</w:t>
+      </w:r>
+      <w:r>
+        <w:t xml:space="preserve"> </w:t>
+      </w:r>
+      <w:r>
+        <w:t xml:space="preserve">- 추천 시간에 활발한 업종: 업종 8개별 결제 활동으로</w:t>
+      </w:r>
+      <w:r>
+        <w:t xml:space="preserve"> </w:t>
+      </w:r>
+      <w:r>
+        <w:t xml:space="preserve">“이 시간에는 음식점이 활발해요”</w:t>
+      </w:r>
+      <w:r>
+        <w:t xml:space="preserve">,</w:t>
+      </w:r>
+      <w:r>
+        <w:t xml:space="preserve"> </w:t>
+      </w:r>
+      <w:r>
+        <w:t xml:space="preserve">“여가·오락이 활발해요”</w:t>
+      </w:r>
+      <w:r>
+        <w:t xml:space="preserve"> </w:t>
+      </w:r>
+      <w:r>
+        <w:t xml:space="preserve">표시</w:t>
+      </w:r>
+      <w:r>
+        <w:t xml:space="preserve"> </w:t>
+      </w:r>
+      <w:r>
+        <w:t xml:space="preserve">- 진행 중인 행사: 서울시 실시간 도시데이터의 문화행사 정보(원본 스냅샷에 보관 중)</w:t>
+      </w:r>
+      <w:r>
+        <w:t xml:space="preserve"> </w:t>
+      </w:r>
+      <w:r>
+        <w:t xml:space="preserve">- 2단계(새 데이터 필요)</w:t>
+      </w:r>
+      <w:r>
+        <w:t xml:space="preserve"> </w:t>
+      </w:r>
+      <w:r>
+        <w:t xml:space="preserve">- 장소 안의 구체적인 가게·볼거리: 외부 장소 정보(지도·관광 API)와의 결합 필요. 데이터 출처와 비용 확인 전</w:t>
+      </w:r>
+      <w:r>
+        <w:t xml:space="preserve"> </w:t>
+      </w:r>
+      <w:r>
+        <w:t xml:space="preserve">- 열어 둔 질문</w:t>
+      </w:r>
+      <w:r>
+        <w:t xml:space="preserve"> </w:t>
+      </w:r>
+      <w:r>
+        <w:t xml:space="preserve">- 업종 단위 제안이 사용자에게 쓸모 있는 수준인지(인터뷰 필요)</w:t>
+      </w:r>
+      <w:r>
+        <w:t xml:space="preserve"> </w:t>
+      </w:r>
+      <w:r>
+        <w:t xml:space="preserve">- 업종별 활동 예측이 약속을 지키는지(지금 검증된 것은 음식·쇼핑·전체 세 묶음)</w:t>
+      </w:r>
+      <w:r>
+        <w:t xml:space="preserve"> </w:t>
+      </w:r>
+      <w:r>
+        <w:t xml:space="preserve">- 특정 가게 추천은 광고·제휴와 섞일 수 있어 BM과 함께 설계</w:t>
       </w:r>
     </w:p>
     <w:p>

--- a/UrbanPulse_서비스정의서.docx
+++ b/UrbanPulse_서비스정의서.docx
@@ -2,13 +2,13 @@
 <file path=word/document.xml><?xml version="1.0" encoding="utf-8"?>
 <w:document xmlns:w="http://schemas.openxmlformats.org/wordprocessingml/2006/main" xmlns:m="http://schemas.openxmlformats.org/officeDocument/2006/math" xmlns:r="http://schemas.openxmlformats.org/officeDocument/2006/relationships" xmlns:o="urn:schemas-microsoft-com:office:office" xmlns:v="urn:schemas-microsoft-com:vml" xmlns:w10="urn:schemas-microsoft-com:office:word" xmlns:a="http://schemas.openxmlformats.org/drawingml/2006/main" xmlns:pic="http://schemas.openxmlformats.org/drawingml/2006/picture" xmlns:wp="http://schemas.openxmlformats.org/drawingml/2006/wordprocessingDrawing">
   <w:body>
-    <w:bookmarkStart w:id="82" w:name="X117f47e197db64fa8d016d33315dd66ab7948be"/>
+    <w:bookmarkStart w:id="83" w:name="X9ce1e554ae21ec0ef5b1abcd8199332f516addf"/>
     <w:p>
       <w:pPr>
         <w:pStyle w:val="Heading1"/>
       </w:pPr>
       <w:r>
-        <w:t xml:space="preserve">UrbanPulse 서비스 정의서 v7.2 — 같은 핫플, 한 시간 비켜 가기 (2026-10-01)</w:t>
+        <w:t xml:space="preserve">UrbanPulse 서비스 정의서 v7.3 — 같은 핫플, 한 시간 비켜 가기 (2026-10-01)</w:t>
       </w:r>
     </w:p>
     <w:p>
@@ -29,6 +29,12 @@
       </w:r>
       <w:r>
         <w:t xml:space="preserve">에 있습니다.</w:t>
+      </w:r>
+      <w:r>
+        <w:t xml:space="preserve"> </w:t>
+      </w:r>
+      <w:r>
+        <w:t xml:space="preserve">v7.3: 실험 17 반영(10.18, 부록). 혼잡 단계 경계 규칙 교체, 외국인 많은 장소의 쇼핑·붐벼도 끔. 8장에 향후 계획(그 장소에서 할 만한 것 추천) 추가.</w:t>
       </w:r>
       <w:r>
         <w:t xml:space="preserve"> </w:t>
@@ -5125,7 +5131,17 @@
               <w:pStyle w:val="Compact"/>
             </w:pPr>
             <w:r>
-              <w:t xml:space="preserve">참고용</w:t>
+              <w:rPr>
+                <w:b/>
+                <w:bCs/>
+              </w:rPr>
+              <w:t xml:space="preserve">끔</w:t>
+            </w:r>
+            <w:r>
+              <w:t xml:space="preserve"> </w:t>
+            </w:r>
+            <w:r>
+              <w:t xml:space="preserve">(실험 17)</w:t>
             </w:r>
           </w:p>
         </w:tc>
@@ -10692,6 +10708,109 @@
               <w:pStyle w:val="Compact"/>
             </w:pPr>
             <w:r>
+              <w:t xml:space="preserve">일부 장소에서 평일 내내</w:t>
+            </w:r>
+            <w:r>
+              <w:t xml:space="preserve"> </w:t>
+            </w:r>
+            <w:r>
+              <w:t xml:space="preserve">“추천 없음”</w:t>
+            </w:r>
+            <w:r>
+              <w:t xml:space="preserve">(DDP, 광장시장 등)</w:t>
+            </w:r>
+          </w:p>
+        </w:tc>
+        <w:tc>
+          <w:tcPr/>
+          <w:p>
+            <w:pPr>
+              <w:pStyle w:val="Compact"/>
+            </w:pPr>
+            <w:r>
+              <w:t xml:space="preserve">원인은 혼잡 단계 경계.</w:t>
+            </w:r>
+            <w:r>
+              <w:t xml:space="preserve"> </w:t>
+            </w:r>
+            <w:r>
+              <w:t xml:space="preserve">“그 단계가 찍힌 가장 낮은 인구”</w:t>
+            </w:r>
+            <w:r>
+              <w:t xml:space="preserve"> </w:t>
+            </w:r>
+            <w:r>
+              <w:t xml:space="preserve">규칙이 이상값에 끌려 단계를 높게 예측(실제 붐빔 3.2%, 예측 14.8%).</w:t>
+            </w:r>
+            <w:r>
+              <w:t xml:space="preserve"> </w:t>
+            </w:r>
+            <w:r>
+              <w:t xml:space="preserve">“너무 붐빔”</w:t>
+            </w:r>
+            <w:r>
+              <w:t xml:space="preserve"> </w:t>
+            </w:r>
+            <w:r>
+              <w:t xml:space="preserve">표시의 81%가 틀림(실험 17)</w:t>
+            </w:r>
+          </w:p>
+        </w:tc>
+        <w:tc>
+          <w:tcPr/>
+          <w:p>
+            <w:pPr>
+              <w:pStyle w:val="Compact"/>
+            </w:pPr>
+            <w:r>
+              <w:t xml:space="preserve">경계를 오분류가 가장 적은 값으로 교체. 추천이 나온 날 90.8% → 97.9%</w:t>
+            </w:r>
+          </w:p>
+        </w:tc>
+      </w:tr>
+      <w:tr>
+        <w:tc>
+          <w:tcPr/>
+          <w:p>
+            <w:pPr>
+              <w:pStyle w:val="Compact"/>
+            </w:pPr>
+            <w:r>
+              <w:t xml:space="preserve">새 경계 규칙에서의 판정</w:t>
+            </w:r>
+          </w:p>
+        </w:tc>
+        <w:tc>
+          <w:tcPr/>
+          <w:p>
+            <w:pPr>
+              <w:pStyle w:val="Compact"/>
+            </w:pPr>
+            <w:r>
+              <w:t xml:space="preserve">외국인 많은 장소 쇼핑·붐벼도가 활발 84.8%로 기준 미달. A1 한적과 쇼핑·적당은 판정이 좋아짐</w:t>
+            </w:r>
+          </w:p>
+        </w:tc>
+        <w:tc>
+          <w:tcPr/>
+          <w:p>
+            <w:pPr>
+              <w:pStyle w:val="Compact"/>
+            </w:pPr>
+            <w:r>
+              <w:t xml:space="preserve">미달 조합은 끔. 좋아진 조합은 10월 재판정까지 유지(같은 데이터를 여러 번 쓴 결과)</w:t>
+            </w:r>
+          </w:p>
+        </w:tc>
+      </w:tr>
+      <w:tr>
+        <w:tc>
+          <w:tcPr/>
+          <w:p>
+            <w:pPr>
+              <w:pStyle w:val="Compact"/>
+            </w:pPr>
+            <w:r>
               <w:t xml:space="preserve">추천 창 길이</w:t>
             </w:r>
           </w:p>
@@ -10841,7 +10960,7 @@
     </w:p>
     <w:bookmarkEnd w:id="44"/>
     <w:bookmarkEnd w:id="45"/>
-    <w:bookmarkStart w:id="81" w:name="부록.-검증-결과"/>
+    <w:bookmarkStart w:id="82" w:name="부록.-검증-결과"/>
     <w:p>
       <w:pPr>
         <w:pStyle w:val="Heading2"/>
@@ -23084,28 +23203,19 @@
       </w:r>
     </w:p>
     <w:bookmarkEnd w:id="61"/>
-    <w:bookmarkStart w:id="62" w:name="Xfaab789dd8869a3a28ee6fd78db365739e73774"/>
+    <w:bookmarkStart w:id="62" w:name="X44c13513dff211ce0e45149377b394ff694759b"/>
     <w:p>
       <w:pPr>
         <w:pStyle w:val="Heading3"/>
       </w:pPr>
       <w:r>
-        <w:t xml:space="preserve">실험 16. 홈</w:t>
-      </w:r>
-      <w:r>
-        <w:t xml:space="preserve"> </w:t>
-      </w:r>
-      <w:r>
-        <w:t xml:space="preserve">“지금 열려 있고 한산한 곳”</w:t>
-      </w:r>
-      <w:r>
-        <w:t xml:space="preserve">의 선택 기준 (</w:t>
+        <w:t xml:space="preserve">실험 17. 혼잡 단계 경계와 활동 기준 (</w:t>
       </w:r>
       <w:r>
         <w:rPr>
           <w:rStyle w:val="VerbatimChar"/>
         </w:rPr>
-        <w:t xml:space="preserve">exp_e15_window_rule.py</w:t>
+        <w:t xml:space="preserve">exp_e17_levels_norm.py</w:t>
       </w:r>
       <w:r>
         <w:t xml:space="preserve">)</w:t>
@@ -23124,13 +23234,22 @@
           <w:b/>
           <w:bCs/>
         </w:rPr>
-        <w:t xml:space="preserve">방법:</w:t>
-      </w:r>
-      <w:r>
-        <w:t xml:space="preserve"> </w:t>
-      </w:r>
-      <w:r>
-        <w:t xml:space="preserve">A1, 8~9월, 09~23시 중 실제 단계가 여유·보통인 시간. 평소 활동값(3일 전 기준 프로필)이 0.5 이상인 시간 가운데 실제 활동값이 0.5 이상이었던 비율</w:t>
+        <w:t xml:space="preserve">배경:</w:t>
+      </w:r>
+      <w:r>
+        <w:t xml:space="preserve"> </w:t>
+      </w:r>
+      <w:r>
+        <w:t xml:space="preserve">운영 화면에서 몇몇 장소가 평일 대부분</w:t>
+      </w:r>
+      <w:r>
+        <w:t xml:space="preserve"> </w:t>
+      </w:r>
+      <w:r>
+        <w:t xml:space="preserve">“추천 없음”</w:t>
+      </w:r>
+      <w:r>
+        <w:t xml:space="preserve">. 원인 후보 둘을 각각 대안과 비교</w:t>
       </w:r>
     </w:p>
     <w:p>
@@ -23146,13 +23265,13 @@
           <w:b/>
           <w:bCs/>
         </w:rPr>
-        <w:t xml:space="preserve">결과:</w:t>
-      </w:r>
-      <w:r>
-        <w:t xml:space="preserve"> </w:t>
-      </w:r>
-      <w:r>
-        <w:t xml:space="preserve">84.2% (95% 신뢰구간 82.3~86.0%), 기준 85% 미달. 조건 없이 고르면 59.5%. 외국인 많은 장소를 빼도 84.5%</w:t>
+        <w:t xml:space="preserve">방법:</w:t>
+      </w:r>
+      <w:r>
+        <w:t xml:space="preserve"> </w:t>
+      </w:r>
+      <w:r>
+        <w:t xml:space="preserve">실험 15의 운영 규칙에 단계 경계 규칙 2개(기존: 그 단계가 찍힌 가장 낮은 인구 / 새: 오분류가 가장 적은 인구값) × 활동 기준 2개(기존: 주말·공휴일 상위 10% / 대안: 같은 종류의 날 상위 10%). A1, 8~9월, 명절 제외, 3일 전 정보</w:t>
       </w:r>
     </w:p>
     <w:p>
@@ -23161,6 +23280,592 @@
         <w:numPr>
           <w:ilvl w:val="0"/>
           <w:numId w:val="1102"/>
+        </w:numPr>
+      </w:pPr>
+      <w:r>
+        <w:rPr>
+          <w:b/>
+          <w:bCs/>
+        </w:rPr>
+        <w:t xml:space="preserve">단계 경계 (전체 A1)</w:t>
+      </w:r>
+    </w:p>
+    <w:tbl>
+      <w:tblPr>
+        <w:tblStyle w:val="Table"/>
+        <w:tblW w:type="auto" w:w="0"/>
+        <w:tblLook w:firstRow="1" w:lastRow="0" w:firstColumn="0" w:lastColumn="0" w:noHBand="0" w:noVBand="0" w:val="0020"/>
+      </w:tblPr>
+      <w:tblGrid>
+        <w:gridCol w:w="2640"/>
+        <w:gridCol w:w="2640"/>
+        <w:gridCol w:w="2640"/>
+      </w:tblGrid>
+      <w:tr>
+        <w:trPr>
+          <w:tblHeader w:val="on"/>
+        </w:trPr>
+        <w:tc>
+          <w:tcPr/>
+          <w:p>
+            <w:pPr>
+              <w:pStyle w:val="Compact"/>
+            </w:pPr>
+            <w:r>
+              <w:t xml:space="preserve">항목</w:t>
+            </w:r>
+          </w:p>
+        </w:tc>
+        <w:tc>
+          <w:tcPr/>
+          <w:p>
+            <w:pPr>
+              <w:pStyle w:val="Compact"/>
+            </w:pPr>
+            <w:r>
+              <w:t xml:space="preserve">기존</w:t>
+            </w:r>
+          </w:p>
+        </w:tc>
+        <w:tc>
+          <w:tcPr/>
+          <w:p>
+            <w:pPr>
+              <w:pStyle w:val="Compact"/>
+            </w:pPr>
+            <w:r>
+              <w:t xml:space="preserve">새 규칙</w:t>
+            </w:r>
+          </w:p>
+        </w:tc>
+      </w:tr>
+      <w:tr>
+        <w:tc>
+          <w:tcPr/>
+          <w:p>
+            <w:pPr>
+              <w:pStyle w:val="Compact"/>
+            </w:pPr>
+            <w:r>
+              <w:t xml:space="preserve">예측 단계와 실제 단계 일치</w:t>
+            </w:r>
+          </w:p>
+        </w:tc>
+        <w:tc>
+          <w:tcPr/>
+          <w:p>
+            <w:pPr>
+              <w:pStyle w:val="Compact"/>
+            </w:pPr>
+            <w:r>
+              <w:t xml:space="preserve">57.1%</w:t>
+            </w:r>
+          </w:p>
+        </w:tc>
+        <w:tc>
+          <w:tcPr/>
+          <w:p>
+            <w:pPr>
+              <w:pStyle w:val="Compact"/>
+            </w:pPr>
+            <w:r>
+              <w:t xml:space="preserve">72.1%</w:t>
+            </w:r>
+          </w:p>
+        </w:tc>
+      </w:tr>
+      <w:tr>
+        <w:tc>
+          <w:tcPr/>
+          <w:p>
+            <w:pPr>
+              <w:pStyle w:val="Compact"/>
+            </w:pPr>
+            <w:r>
+              <w:t xml:space="preserve">높게 예측 / 낮게 예측</w:t>
+            </w:r>
+          </w:p>
+        </w:tc>
+        <w:tc>
+          <w:tcPr/>
+          <w:p>
+            <w:pPr>
+              <w:pStyle w:val="Compact"/>
+            </w:pPr>
+            <w:r>
+              <w:t xml:space="preserve">36.3% / 6.6%</w:t>
+            </w:r>
+          </w:p>
+        </w:tc>
+        <w:tc>
+          <w:tcPr/>
+          <w:p>
+            <w:pPr>
+              <w:pStyle w:val="Compact"/>
+            </w:pPr>
+            <w:r>
+              <w:t xml:space="preserve">4.8% / 23.1%</w:t>
+            </w:r>
+          </w:p>
+        </w:tc>
+      </w:tr>
+      <w:tr>
+        <w:tc>
+          <w:tcPr/>
+          <w:p>
+            <w:pPr>
+              <w:pStyle w:val="Compact"/>
+            </w:pPr>
+            <w:r>
+              <w:t xml:space="preserve">“붐빔”</w:t>
+            </w:r>
+            <w:r>
+              <w:t xml:space="preserve"> </w:t>
+            </w:r>
+            <w:r>
+              <w:t xml:space="preserve">예측 비율 (실제 3.2%)</w:t>
+            </w:r>
+          </w:p>
+        </w:tc>
+        <w:tc>
+          <w:tcPr/>
+          <w:p>
+            <w:pPr>
+              <w:pStyle w:val="Compact"/>
+            </w:pPr>
+            <w:r>
+              <w:t xml:space="preserve">14.8%</w:t>
+            </w:r>
+          </w:p>
+        </w:tc>
+        <w:tc>
+          <w:tcPr/>
+          <w:p>
+            <w:pPr>
+              <w:pStyle w:val="Compact"/>
+            </w:pPr>
+            <w:r>
+              <w:t xml:space="preserve">1.5%</w:t>
+            </w:r>
+          </w:p>
+        </w:tc>
+      </w:tr>
+      <w:tr>
+        <w:tc>
+          <w:tcPr/>
+          <w:p>
+            <w:pPr>
+              <w:pStyle w:val="Compact"/>
+            </w:pPr>
+            <w:r>
+              <w:t xml:space="preserve">“너무 붐빔”</w:t>
+            </w:r>
+            <w:r>
+              <w:t xml:space="preserve"> </w:t>
+            </w:r>
+            <w:r>
+              <w:t xml:space="preserve">표시가 실제로 맞은 비율 (적당히)</w:t>
+            </w:r>
+          </w:p>
+        </w:tc>
+        <w:tc>
+          <w:tcPr/>
+          <w:p>
+            <w:pPr>
+              <w:pStyle w:val="Compact"/>
+            </w:pPr>
+            <w:r>
+              <w:t xml:space="preserve">19%</w:t>
+            </w:r>
+          </w:p>
+        </w:tc>
+        <w:tc>
+          <w:tcPr/>
+          <w:p>
+            <w:pPr>
+              <w:pStyle w:val="Compact"/>
+            </w:pPr>
+            <w:r>
+              <w:t xml:space="preserve">73%</w:t>
+            </w:r>
+          </w:p>
+        </w:tc>
+      </w:tr>
+      <w:tr>
+        <w:tc>
+          <w:tcPr/>
+          <w:p>
+            <w:pPr>
+              <w:pStyle w:val="Compact"/>
+            </w:pPr>
+            <w:r>
+              <w:t xml:space="preserve">추천이 나온 날 (9개 조합 평균)</w:t>
+            </w:r>
+          </w:p>
+        </w:tc>
+        <w:tc>
+          <w:tcPr/>
+          <w:p>
+            <w:pPr>
+              <w:pStyle w:val="Compact"/>
+            </w:pPr>
+            <w:r>
+              <w:t xml:space="preserve">90.8%</w:t>
+            </w:r>
+          </w:p>
+        </w:tc>
+        <w:tc>
+          <w:tcPr/>
+          <w:p>
+            <w:pPr>
+              <w:pStyle w:val="Compact"/>
+            </w:pPr>
+            <w:r>
+              <w:t xml:space="preserve">97.9%</w:t>
+            </w:r>
+          </w:p>
+        </w:tc>
+      </w:tr>
+      <w:tr>
+        <w:tc>
+          <w:tcPr/>
+          <w:p>
+            <w:pPr>
+              <w:pStyle w:val="Compact"/>
+            </w:pPr>
+            <w:r>
+              <w:t xml:space="preserve">구경·적당: 활발 / 혼잡 약속</w:t>
+            </w:r>
+          </w:p>
+        </w:tc>
+        <w:tc>
+          <w:tcPr/>
+          <w:p>
+            <w:pPr>
+              <w:pStyle w:val="Compact"/>
+            </w:pPr>
+            <w:r>
+              <w:t xml:space="preserve">90.3% / 98.5%</w:t>
+            </w:r>
+          </w:p>
+        </w:tc>
+        <w:tc>
+          <w:tcPr/>
+          <w:p>
+            <w:pPr>
+              <w:pStyle w:val="Compact"/>
+            </w:pPr>
+            <w:r>
+              <w:t xml:space="preserve">93.6% / 95.2%</w:t>
+            </w:r>
+          </w:p>
+        </w:tc>
+      </w:tr>
+      <w:tr>
+        <w:tc>
+          <w:tcPr/>
+          <w:p>
+            <w:pPr>
+              <w:pStyle w:val="Compact"/>
+            </w:pPr>
+            <w:r>
+              <w:t xml:space="preserve">구경·한적: 활발 / 혼잡 약속</w:t>
+            </w:r>
+          </w:p>
+        </w:tc>
+        <w:tc>
+          <w:tcPr/>
+          <w:p>
+            <w:pPr>
+              <w:pStyle w:val="Compact"/>
+            </w:pPr>
+            <w:r>
+              <w:t xml:space="preserve">84.4% / 95.0%</w:t>
+            </w:r>
+          </w:p>
+        </w:tc>
+        <w:tc>
+          <w:tcPr/>
+          <w:p>
+            <w:pPr>
+              <w:pStyle w:val="Compact"/>
+            </w:pPr>
+            <w:r>
+              <w:t xml:space="preserve">90.0% / 83.6%</w:t>
+            </w:r>
+          </w:p>
+        </w:tc>
+      </w:tr>
+      <w:tr>
+        <w:tc>
+          <w:tcPr/>
+          <w:p>
+            <w:pPr>
+              <w:pStyle w:val="Compact"/>
+            </w:pPr>
+            <w:r>
+              <w:t xml:space="preserve">평일 절반 이상 추천이 없는 장소</w:t>
+            </w:r>
+          </w:p>
+        </w:tc>
+        <w:tc>
+          <w:tcPr/>
+          <w:p>
+            <w:pPr>
+              <w:pStyle w:val="Compact"/>
+            </w:pPr>
+            <w:r>
+              <w:t xml:space="preserve">2곳</w:t>
+            </w:r>
+          </w:p>
+        </w:tc>
+        <w:tc>
+          <w:tcPr/>
+          <w:p>
+            <w:pPr>
+              <w:pStyle w:val="Compact"/>
+            </w:pPr>
+            <w:r>
+              <w:t xml:space="preserve">0곳</w:t>
+            </w:r>
+          </w:p>
+        </w:tc>
+      </w:tr>
+    </w:tbl>
+    <w:p>
+      <w:pPr>
+        <w:pStyle w:val="Compact"/>
+        <w:numPr>
+          <w:ilvl w:val="0"/>
+          <w:numId w:val="1103"/>
+        </w:numPr>
+      </w:pPr>
+      <w:r>
+        <w:t xml:space="preserve">실제 인구를 넣었을 때의 단계 일치(9월): 기존 48.6%, 새 규칙 79.6%</w:t>
+      </w:r>
+    </w:p>
+    <w:p>
+      <w:pPr>
+        <w:pStyle w:val="Compact"/>
+        <w:numPr>
+          <w:ilvl w:val="0"/>
+          <w:numId w:val="1103"/>
+        </w:numPr>
+      </w:pPr>
+      <w:r>
+        <w:rPr>
+          <w:b/>
+          <w:bCs/>
+        </w:rPr>
+        <w:t xml:space="preserve">활동 기준:</w:t>
+      </w:r>
+      <w:r>
+        <w:t xml:space="preserve"> </w:t>
+      </w:r>
+      <w:r>
+        <w:t xml:space="preserve">같은 종류의 날로 나누는 안은 활발 비율이 내려가고 제공 조합 2개가 나빠져 채택하지 않음</w:t>
+      </w:r>
+    </w:p>
+    <w:p>
+      <w:pPr>
+        <w:pStyle w:val="Compact"/>
+        <w:numPr>
+          <w:ilvl w:val="0"/>
+          <w:numId w:val="1103"/>
+        </w:numPr>
+      </w:pPr>
+      <w:r>
+        <w:rPr>
+          <w:b/>
+          <w:bCs/>
+        </w:rPr>
+        <w:t xml:space="preserve">판정 변화(새 경계, 기존 활동 기준):</w:t>
+      </w:r>
+      <w:r>
+        <w:t xml:space="preserve"> </w:t>
+      </w:r>
+      <w:r>
+        <w:t xml:space="preserve">외국인 많은 장소 쇼핑·붐벼도 실패(84.8%). 구경·한적 통과, 맛집·한적과 쇼핑·한적 경계, 쇼핑·적당 통과</w:t>
+      </w:r>
+    </w:p>
+    <w:p>
+      <w:pPr>
+        <w:pStyle w:val="Compact"/>
+        <w:numPr>
+          <w:ilvl w:val="0"/>
+          <w:numId w:val="1103"/>
+        </w:numPr>
+      </w:pPr>
+      <w:r>
+        <w:rPr>
+          <w:b/>
+          <w:bCs/>
+        </w:rPr>
+        <w:t xml:space="preserve">채택:</w:t>
+      </w:r>
+      <w:r>
+        <w:t xml:space="preserve"> </w:t>
+      </w:r>
+      <w:r>
+        <w:t xml:space="preserve">사전에 적은 규칙은</w:t>
+      </w:r>
+      <w:r>
+        <w:t xml:space="preserve"> </w:t>
+      </w:r>
+      <w:r>
+        <w:t xml:space="preserve">“제공 조합이 하나라도 나빠지면 기존 유지”</w:t>
+      </w:r>
+      <w:r>
+        <w:t xml:space="preserve">였음. 한 조합이 0.4%p 차이로 내려감. 사용자 결정으로 새 규칙을 채택하고 그 조합을 끔. 좋아진 조합은 10월 재판정까지 바꾸지 않음</w:t>
+      </w:r>
+    </w:p>
+    <w:p>
+      <w:pPr>
+        <w:pStyle w:val="Compact"/>
+        <w:numPr>
+          <w:ilvl w:val="0"/>
+          <w:numId w:val="1103"/>
+        </w:numPr>
+      </w:pPr>
+      <w:r>
+        <w:rPr>
+          <w:b/>
+          <w:bCs/>
+        </w:rPr>
+        <w:t xml:space="preserve">“가도 괜찮아요”</w:t>
+      </w:r>
+      <w:r>
+        <w:rPr>
+          <w:b/>
+          <w:bCs/>
+        </w:rPr>
+        <w:t xml:space="preserve"> </w:t>
+      </w:r>
+      <w:r>
+        <w:rPr>
+          <w:b/>
+          <w:bCs/>
+        </w:rPr>
+        <w:t xml:space="preserve">칸이 실제로 맞은 비율:</w:t>
+      </w:r>
+      <w:r>
+        <w:t xml:space="preserve"> </w:t>
+      </w:r>
+      <w:r>
+        <w:t xml:space="preserve">81~84%. E6 기준 85% 근처라 시간별 2단계 표시는 계속 끔</w:t>
+      </w:r>
+    </w:p>
+    <w:p>
+      <w:pPr>
+        <w:pStyle w:val="Compact"/>
+        <w:numPr>
+          <w:ilvl w:val="0"/>
+          <w:numId w:val="1103"/>
+        </w:numPr>
+      </w:pPr>
+      <w:r>
+        <w:t xml:space="preserve">결과 파일:</w:t>
+      </w:r>
+      <w:r>
+        <w:t xml:space="preserve"> </w:t>
+      </w:r>
+      <w:r>
+        <w:rPr>
+          <w:rStyle w:val="VerbatimChar"/>
+        </w:rPr>
+        <w:t xml:space="preserve">analysis/data/e17_verdict.csv</w:t>
+      </w:r>
+      <w:r>
+        <w:t xml:space="preserve">,</w:t>
+      </w:r>
+      <w:r>
+        <w:t xml:space="preserve"> </w:t>
+      </w:r>
+      <w:r>
+        <w:rPr>
+          <w:rStyle w:val="VerbatimChar"/>
+        </w:rPr>
+        <w:t xml:space="preserve">e17_log.txt</w:t>
+      </w:r>
+    </w:p>
+    <w:bookmarkEnd w:id="62"/>
+    <w:bookmarkStart w:id="63" w:name="Xfaab789dd8869a3a28ee6fd78db365739e73774"/>
+    <w:p>
+      <w:pPr>
+        <w:pStyle w:val="Heading3"/>
+      </w:pPr>
+      <w:r>
+        <w:t xml:space="preserve">실험 16. 홈</w:t>
+      </w:r>
+      <w:r>
+        <w:t xml:space="preserve"> </w:t>
+      </w:r>
+      <w:r>
+        <w:t xml:space="preserve">“지금 열려 있고 한산한 곳”</w:t>
+      </w:r>
+      <w:r>
+        <w:t xml:space="preserve">의 선택 기준 (</w:t>
+      </w:r>
+      <w:r>
+        <w:rPr>
+          <w:rStyle w:val="VerbatimChar"/>
+        </w:rPr>
+        <w:t xml:space="preserve">exp_e15_window_rule.py</w:t>
+      </w:r>
+      <w:r>
+        <w:t xml:space="preserve">)</w:t>
+      </w:r>
+    </w:p>
+    <w:p>
+      <w:pPr>
+        <w:pStyle w:val="Compact"/>
+        <w:numPr>
+          <w:ilvl w:val="0"/>
+          <w:numId w:val="1104"/>
+        </w:numPr>
+      </w:pPr>
+      <w:r>
+        <w:rPr>
+          <w:b/>
+          <w:bCs/>
+        </w:rPr>
+        <w:t xml:space="preserve">방법:</w:t>
+      </w:r>
+      <w:r>
+        <w:t xml:space="preserve"> </w:t>
+      </w:r>
+      <w:r>
+        <w:t xml:space="preserve">A1, 8~9월, 09~23시 중 실제 단계가 여유·보통인 시간. 평소 활동값(3일 전 기준 프로필)이 0.5 이상인 시간 가운데 실제 활동값이 0.5 이상이었던 비율</w:t>
+      </w:r>
+    </w:p>
+    <w:p>
+      <w:pPr>
+        <w:pStyle w:val="Compact"/>
+        <w:numPr>
+          <w:ilvl w:val="0"/>
+          <w:numId w:val="1104"/>
+        </w:numPr>
+      </w:pPr>
+      <w:r>
+        <w:rPr>
+          <w:b/>
+          <w:bCs/>
+        </w:rPr>
+        <w:t xml:space="preserve">결과:</w:t>
+      </w:r>
+      <w:r>
+        <w:t xml:space="preserve"> </w:t>
+      </w:r>
+      <w:r>
+        <w:t xml:space="preserve">84.2% (95% 신뢰구간 82.3~86.0%), 기준 85% 미달. 조건 없이 고르면 59.5%. 외국인 많은 장소를 빼도 84.5%</w:t>
+      </w:r>
+    </w:p>
+    <w:p>
+      <w:pPr>
+        <w:pStyle w:val="Compact"/>
+        <w:numPr>
+          <w:ilvl w:val="0"/>
+          <w:numId w:val="1104"/>
         </w:numPr>
       </w:pPr>
       <w:r>
@@ -23184,8 +23889,8 @@
         </w:pict>
       </w:r>
     </w:p>
-    <w:bookmarkEnd w:id="62"/>
-    <w:bookmarkStart w:id="63" w:name="한계"/>
+    <w:bookmarkEnd w:id="63"/>
+    <w:bookmarkStart w:id="64" w:name="한계"/>
     <w:p>
       <w:pPr>
         <w:pStyle w:val="Heading3"/>
@@ -23199,7 +23904,7 @@
         <w:pStyle w:val="Compact"/>
         <w:numPr>
           <w:ilvl w:val="0"/>
-          <w:numId w:val="1103"/>
+          <w:numId w:val="1105"/>
         </w:numPr>
       </w:pPr>
       <w:r>
@@ -23211,7 +23916,7 @@
         <w:pStyle w:val="Compact"/>
         <w:numPr>
           <w:ilvl w:val="0"/>
-          <w:numId w:val="1103"/>
+          <w:numId w:val="1105"/>
         </w:numPr>
       </w:pPr>
       <w:r>
@@ -23223,7 +23928,7 @@
         <w:pStyle w:val="Compact"/>
         <w:numPr>
           <w:ilvl w:val="0"/>
-          <w:numId w:val="1103"/>
+          <w:numId w:val="1105"/>
         </w:numPr>
       </w:pPr>
       <w:r>
@@ -23235,7 +23940,7 @@
         <w:pStyle w:val="Compact"/>
         <w:numPr>
           <w:ilvl w:val="0"/>
-          <w:numId w:val="1103"/>
+          <w:numId w:val="1105"/>
         </w:numPr>
       </w:pPr>
       <w:r>
@@ -23247,15 +23952,15 @@
         <w:pStyle w:val="Compact"/>
         <w:numPr>
           <w:ilvl w:val="0"/>
-          <w:numId w:val="1103"/>
+          <w:numId w:val="1105"/>
         </w:numPr>
       </w:pPr>
       <w:r>
         <w:t xml:space="preserve">공휴일 목록은 직접 입력했습니다(2023~2026년 대체공휴일·임시공휴일 포함). 2026년 노동절(5/1)과 제헌절(7/17)이 빠져 있었고, 부록의 수치는 이 목록 기준입니다. 운영 엔진은 특일 정보 API의 공휴일을 씁니다.</w:t>
       </w:r>
     </w:p>
-    <w:bookmarkEnd w:id="63"/>
-    <w:bookmarkStart w:id="80" w:name="bm-참고-출처"/>
+    <w:bookmarkEnd w:id="64"/>
+    <w:bookmarkStart w:id="81" w:name="bm-참고-출처"/>
     <w:p>
       <w:pPr>
         <w:pStyle w:val="Heading3"/>
@@ -23269,7 +23974,7 @@
         <w:pStyle w:val="Compact"/>
         <w:numPr>
           <w:ilvl w:val="0"/>
-          <w:numId w:val="1104"/>
+          <w:numId w:val="1106"/>
         </w:numPr>
       </w:pPr>
       <w:r>
@@ -23278,7 +23983,7 @@
       <w:r>
         <w:t xml:space="preserve"> </w:t>
       </w:r>
-      <w:hyperlink r:id="rId64">
+      <w:hyperlink r:id="rId65">
         <w:r>
           <w:rPr>
             <w:rStyle w:val="Hyperlink"/>
@@ -23292,7 +23997,7 @@
       <w:r>
         <w:t xml:space="preserve"> </w:t>
       </w:r>
-      <w:hyperlink r:id="rId65">
+      <w:hyperlink r:id="rId66">
         <w:r>
           <w:rPr>
             <w:rStyle w:val="Hyperlink"/>
@@ -23306,7 +24011,7 @@
         <w:pStyle w:val="Compact"/>
         <w:numPr>
           <w:ilvl w:val="0"/>
-          <w:numId w:val="1104"/>
+          <w:numId w:val="1106"/>
         </w:numPr>
       </w:pPr>
       <w:r>
@@ -23315,7 +24020,7 @@
       <w:r>
         <w:t xml:space="preserve"> </w:t>
       </w:r>
-      <w:hyperlink r:id="rId66">
+      <w:hyperlink r:id="rId67">
         <w:r>
           <w:rPr>
             <w:rStyle w:val="Hyperlink"/>
@@ -23329,7 +24034,7 @@
         <w:pStyle w:val="Compact"/>
         <w:numPr>
           <w:ilvl w:val="0"/>
-          <w:numId w:val="1104"/>
+          <w:numId w:val="1106"/>
         </w:numPr>
       </w:pPr>
       <w:r>
@@ -23338,7 +24043,7 @@
       <w:r>
         <w:t xml:space="preserve"> </w:t>
       </w:r>
-      <w:hyperlink r:id="rId67">
+      <w:hyperlink r:id="rId68">
         <w:r>
           <w:rPr>
             <w:rStyle w:val="Hyperlink"/>
@@ -23352,7 +24057,7 @@
         <w:pStyle w:val="Compact"/>
         <w:numPr>
           <w:ilvl w:val="0"/>
-          <w:numId w:val="1104"/>
+          <w:numId w:val="1106"/>
         </w:numPr>
       </w:pPr>
       <w:r>
@@ -23361,7 +24066,7 @@
       <w:r>
         <w:t xml:space="preserve"> </w:t>
       </w:r>
-      <w:hyperlink r:id="rId68">
+      <w:hyperlink r:id="rId69">
         <w:r>
           <w:rPr>
             <w:rStyle w:val="Hyperlink"/>
@@ -23375,7 +24080,7 @@
         <w:pStyle w:val="Compact"/>
         <w:numPr>
           <w:ilvl w:val="0"/>
-          <w:numId w:val="1104"/>
+          <w:numId w:val="1106"/>
         </w:numPr>
       </w:pPr>
       <w:r>
@@ -23384,7 +24089,7 @@
       <w:r>
         <w:t xml:space="preserve"> </w:t>
       </w:r>
-      <w:hyperlink r:id="rId69">
+      <w:hyperlink r:id="rId70">
         <w:r>
           <w:rPr>
             <w:rStyle w:val="Hyperlink"/>
@@ -23398,7 +24103,7 @@
       <w:r>
         <w:t xml:space="preserve"> </w:t>
       </w:r>
-      <w:hyperlink r:id="rId70">
+      <w:hyperlink r:id="rId71">
         <w:r>
           <w:rPr>
             <w:rStyle w:val="Hyperlink"/>
@@ -23412,7 +24117,7 @@
         <w:pStyle w:val="Compact"/>
         <w:numPr>
           <w:ilvl w:val="0"/>
-          <w:numId w:val="1104"/>
+          <w:numId w:val="1106"/>
         </w:numPr>
       </w:pPr>
       <w:r>
@@ -23421,7 +24126,7 @@
       <w:r>
         <w:t xml:space="preserve"> </w:t>
       </w:r>
-      <w:hyperlink r:id="rId71">
+      <w:hyperlink r:id="rId72">
         <w:r>
           <w:rPr>
             <w:rStyle w:val="Hyperlink"/>
@@ -23435,7 +24140,7 @@
         <w:pStyle w:val="Compact"/>
         <w:numPr>
           <w:ilvl w:val="0"/>
-          <w:numId w:val="1104"/>
+          <w:numId w:val="1106"/>
         </w:numPr>
       </w:pPr>
       <w:r>
@@ -23444,7 +24149,7 @@
       <w:r>
         <w:t xml:space="preserve"> </w:t>
       </w:r>
-      <w:hyperlink r:id="rId72">
+      <w:hyperlink r:id="rId73">
         <w:r>
           <w:rPr>
             <w:rStyle w:val="Hyperlink"/>
@@ -23458,7 +24163,7 @@
         <w:pStyle w:val="Compact"/>
         <w:numPr>
           <w:ilvl w:val="0"/>
-          <w:numId w:val="1104"/>
+          <w:numId w:val="1106"/>
         </w:numPr>
       </w:pPr>
       <w:r>
@@ -23467,7 +24172,7 @@
       <w:r>
         <w:t xml:space="preserve"> </w:t>
       </w:r>
-      <w:hyperlink r:id="rId73">
+      <w:hyperlink r:id="rId74">
         <w:r>
           <w:rPr>
             <w:rStyle w:val="Hyperlink"/>
@@ -23481,7 +24186,7 @@
         <w:pStyle w:val="Compact"/>
         <w:numPr>
           <w:ilvl w:val="0"/>
-          <w:numId w:val="1104"/>
+          <w:numId w:val="1106"/>
         </w:numPr>
       </w:pPr>
       <w:r>
@@ -23490,7 +24195,7 @@
       <w:r>
         <w:t xml:space="preserve"> </w:t>
       </w:r>
-      <w:hyperlink r:id="rId74">
+      <w:hyperlink r:id="rId75">
         <w:r>
           <w:rPr>
             <w:rStyle w:val="Hyperlink"/>
@@ -23504,7 +24209,7 @@
         <w:pStyle w:val="Compact"/>
         <w:numPr>
           <w:ilvl w:val="0"/>
-          <w:numId w:val="1104"/>
+          <w:numId w:val="1106"/>
         </w:numPr>
       </w:pPr>
       <w:r>
@@ -23513,7 +24218,7 @@
       <w:r>
         <w:t xml:space="preserve"> </w:t>
       </w:r>
-      <w:hyperlink r:id="rId75">
+      <w:hyperlink r:id="rId76">
         <w:r>
           <w:rPr>
             <w:rStyle w:val="Hyperlink"/>
@@ -23527,7 +24232,7 @@
         <w:pStyle w:val="Compact"/>
         <w:numPr>
           <w:ilvl w:val="0"/>
-          <w:numId w:val="1104"/>
+          <w:numId w:val="1106"/>
         </w:numPr>
       </w:pPr>
       <w:r>
@@ -23536,7 +24241,7 @@
       <w:r>
         <w:t xml:space="preserve"> </w:t>
       </w:r>
-      <w:hyperlink r:id="rId76">
+      <w:hyperlink r:id="rId77">
         <w:r>
           <w:rPr>
             <w:rStyle w:val="Hyperlink"/>
@@ -23550,7 +24255,7 @@
         <w:pStyle w:val="Compact"/>
         <w:numPr>
           <w:ilvl w:val="0"/>
-          <w:numId w:val="1104"/>
+          <w:numId w:val="1106"/>
         </w:numPr>
       </w:pPr>
       <w:r>
@@ -23559,7 +24264,7 @@
       <w:r>
         <w:t xml:space="preserve"> </w:t>
       </w:r>
-      <w:hyperlink r:id="rId77">
+      <w:hyperlink r:id="rId78">
         <w:r>
           <w:rPr>
             <w:rStyle w:val="Hyperlink"/>
@@ -23573,7 +24278,7 @@
       <w:r>
         <w:t xml:space="preserve"> </w:t>
       </w:r>
-      <w:hyperlink r:id="rId78">
+      <w:hyperlink r:id="rId79">
         <w:r>
           <w:rPr>
             <w:rStyle w:val="Hyperlink"/>
@@ -23587,7 +24292,7 @@
         <w:pStyle w:val="Compact"/>
         <w:numPr>
           <w:ilvl w:val="0"/>
-          <w:numId w:val="1104"/>
+          <w:numId w:val="1106"/>
         </w:numPr>
       </w:pPr>
       <w:r>
@@ -23596,7 +24301,7 @@
       <w:r>
         <w:t xml:space="preserve"> </w:t>
       </w:r>
-      <w:hyperlink r:id="rId79">
+      <w:hyperlink r:id="rId80">
         <w:r>
           <w:rPr>
             <w:rStyle w:val="Hyperlink"/>
@@ -23605,9 +24310,9 @@
         </w:r>
       </w:hyperlink>
     </w:p>
-    <w:bookmarkEnd w:id="80"/>
     <w:bookmarkEnd w:id="81"/>
     <w:bookmarkEnd w:id="82"/>
+    <w:bookmarkEnd w:id="83"/>
     <w:sectPr>
       <w:footnotePr>
         <w:numRestart w:val="eachSect"/>
@@ -24358,6 +25063,12 @@
     <w:abstractNumId w:val="991"/>
   </w:num>
   <w:num w:numId="1104">
+    <w:abstractNumId w:val="991"/>
+  </w:num>
+  <w:num w:numId="1105">
+    <w:abstractNumId w:val="991"/>
+  </w:num>
+  <w:num w:numId="1106">
     <w:abstractNumId w:val="991"/>
   </w:num>
 </w:numbering>
